--- a/pr-preview/pr-147/variance-covariance.docx
+++ b/pr-preview/pr-147/variance-covariance.docx
@@ -15,7 +15,7 @@
         <w:pStyle w:val="Date"/>
       </w:pPr>
       <w:r>
-        <w:t xml:space="preserve">Last modified: 2026-10-14 13:41:17 (PDT)</w:t>
+        <w:t xml:space="preserve">Last modified: 2026-10-14 14:57:02 (PDT)</w:t>
       </w:r>
     </w:p>
     <w:bookmarkStart w:id="26" w:name="sec-deviation"/>
@@ -15014,10 +15014,27 @@
         </m:r>
       </m:oMath>
       <w:r>
-        <w:t xml:space="preserve"> </w:t>
-      </w:r>
-      <w:r>
-        <w:t xml:space="preserve">has</w:t>
+        <w:t xml:space="preserve">, the noise in the output at</w:t>
+      </w:r>
+      <w:r>
+        <w:t xml:space="preserve"> </w:t>
+      </w:r>
+      <m:oMath>
+        <m:sSub>
+          <m:e>
+            <m:r>
+              <m:t>x</m:t>
+            </m:r>
+          </m:e>
+          <m:sub>
+            <m:r>
+              <m:t>0</m:t>
+            </m:r>
+          </m:sub>
+        </m:sSub>
+      </m:oMath>
+      <w:r>
+        <w:t xml:space="preserve">, has</w:t>
       </w:r>
       <w:r>
         <w:t xml:space="preserve"> </w:t>
@@ -15598,31 +15615,15 @@
         <m:sSub>
           <m:e>
             <m:r>
-              <m:t>Y</m:t>
+              <m:t>e</m:t>
             </m:r>
           </m:e>
           <m:sub>
             <m:r>
-              <m:t>0</m:t>
+              <m:t>f</m:t>
             </m:r>
           </m:sub>
         </m:sSub>
-        <m:r>
-          <m:rPr>
-            <m:sty m:val="p"/>
-          </m:rPr>
-          <m:t>−</m:t>
-        </m:r>
-        <m:acc>
-          <m:accPr>
-            <m:chr m:val="̂"/>
-          </m:accPr>
-          <m:e>
-            <m:r>
-              <m:t>f</m:t>
-            </m:r>
-          </m:e>
-        </m:acc>
         <m:r>
           <m:t>​</m:t>
         </m:r>
@@ -15651,41 +15652,6 @@
         <m:r>
           <m:t>​</m:t>
         </m:r>
-        <m:r>
-          <m:rPr>
-            <m:sty m:val="p"/>
-          </m:rPr>
-          <m:t>=</m:t>
-        </m:r>
-        <m:r>
-          <m:t>ε</m:t>
-        </m:r>
-        <m:r>
-          <m:rPr>
-            <m:sty m:val="p"/>
-          </m:rPr>
-          <m:t>+</m:t>
-        </m:r>
-        <m:r>
-          <m:t>D</m:t>
-        </m:r>
-      </m:oMath>
-      <w:r>
-        <w:t xml:space="preserve">,</w:t>
-      </w:r>
-      <w:r>
-        <w:t xml:space="preserve"> </w:t>
-      </w:r>
-      <w:r>
-        <w:t xml:space="preserve">where</w:t>
-      </w:r>
-      <w:r>
-        <w:t xml:space="preserve"> </w:t>
-      </w:r>
-      <m:oMath>
-        <m:r>
-          <m:t>D</m:t>
-        </m:r>
         <m:limUpp>
           <m:e>
             <m:r>
@@ -15784,11 +15750,566 @@
       <w:r>
         <w:t xml:space="preserve">.</w:t>
       </w:r>
-      <w:r>
-        <w:t xml:space="preserve"> </w:t>
-      </w:r>
-      <w:r>
-        <w:t xml:space="preserve">Expanding the square and using linearity of expectation,</w:t>
+    </w:p>
+    <w:p>
+      <w:pPr>
+        <w:pStyle w:val="BodyText"/>
+      </w:pPr>
+      <w:r>
+        <w:t xml:space="preserve">First, the prediction error in terms of</w:t>
+      </w:r>
+      <w:r>
+        <w:t xml:space="preserve"> </w:t>
+      </w:r>
+      <m:oMath>
+        <m:r>
+          <m:t>ε</m:t>
+        </m:r>
+      </m:oMath>
+      <w:r>
+        <w:t xml:space="preserve"> </w:t>
+      </w:r>
+      <w:r>
+        <w:t xml:space="preserve">and</w:t>
+      </w:r>
+      <w:r>
+        <w:t xml:space="preserve"> </w:t>
+      </w:r>
+      <m:oMath>
+        <m:sSub>
+          <m:e>
+            <m:r>
+              <m:t>e</m:t>
+            </m:r>
+          </m:e>
+          <m:sub>
+            <m:r>
+              <m:t>f</m:t>
+            </m:r>
+          </m:sub>
+        </m:sSub>
+        <m:r>
+          <m:t>​</m:t>
+        </m:r>
+        <m:d>
+          <m:dPr>
+            <m:begChr m:val="("/>
+            <m:sepChr m:val=""/>
+            <m:endChr m:val=")"/>
+            <m:grow/>
+          </m:dPr>
+          <m:e>
+            <m:sSub>
+              <m:e>
+                <m:r>
+                  <m:t>x</m:t>
+                </m:r>
+              </m:e>
+              <m:sub>
+                <m:r>
+                  <m:t>0</m:t>
+                </m:r>
+              </m:sub>
+            </m:sSub>
+          </m:e>
+        </m:d>
+        <m:r>
+          <m:t>​</m:t>
+        </m:r>
+      </m:oMath>
+      <w:r>
+        <w:t xml:space="preserve">:</w:t>
+      </w:r>
+    </w:p>
+    <w:p>
+      <w:pPr>
+        <w:pStyle w:val="BodyText"/>
+      </w:pPr>
+      <m:oMathPara>
+        <m:oMathParaPr>
+          <m:jc m:val="center"/>
+        </m:oMathParaPr>
+        <m:oMath>
+          <m:eqArr>
+            <m:e>
+              <m:sSub>
+                <m:e>
+                  <m:r>
+                    <m:t>Y</m:t>
+                  </m:r>
+                </m:e>
+                <m:sub>
+                  <m:r>
+                    <m:t>0</m:t>
+                  </m:r>
+                </m:sub>
+              </m:sSub>
+              <m:r>
+                <m:rPr>
+                  <m:sty m:val="p"/>
+                </m:rPr>
+                <m:t>−</m:t>
+              </m:r>
+              <m:acc>
+                <m:accPr>
+                  <m:chr m:val="̂"/>
+                </m:accPr>
+                <m:e>
+                  <m:r>
+                    <m:t>f</m:t>
+                  </m:r>
+                </m:e>
+              </m:acc>
+              <m:r>
+                <m:t>​</m:t>
+              </m:r>
+              <m:d>
+                <m:dPr>
+                  <m:begChr m:val="("/>
+                  <m:sepChr m:val=""/>
+                  <m:endChr m:val=")"/>
+                  <m:grow/>
+                </m:dPr>
+                <m:e>
+                  <m:sSub>
+                    <m:e>
+                      <m:r>
+                        <m:t>x</m:t>
+                      </m:r>
+                    </m:e>
+                    <m:sub>
+                      <m:r>
+                        <m:t>0</m:t>
+                      </m:r>
+                    </m:sub>
+                  </m:sSub>
+                </m:e>
+              </m:d>
+              <m:r>
+                <m:t>​</m:t>
+              </m:r>
+              <m:r>
+                <m:t>&amp;</m:t>
+              </m:r>
+              <m:r>
+                <m:rPr>
+                  <m:sty m:val="p"/>
+                </m:rPr>
+                <m:t>=</m:t>
+              </m:r>
+              <m:r>
+                <m:t>​</m:t>
+              </m:r>
+              <m:d>
+                <m:dPr>
+                  <m:begChr m:val="("/>
+                  <m:sepChr m:val=""/>
+                  <m:endChr m:val=")"/>
+                  <m:grow/>
+                </m:dPr>
+                <m:e>
+                  <m:r>
+                    <m:t>f</m:t>
+                  </m:r>
+                  <m:r>
+                    <m:t>​</m:t>
+                  </m:r>
+                  <m:d>
+                    <m:dPr>
+                      <m:begChr m:val="("/>
+                      <m:sepChr m:val=""/>
+                      <m:endChr m:val=")"/>
+                      <m:grow/>
+                    </m:dPr>
+                    <m:e>
+                      <m:sSub>
+                        <m:e>
+                          <m:r>
+                            <m:t>x</m:t>
+                          </m:r>
+                        </m:e>
+                        <m:sub>
+                          <m:r>
+                            <m:t>0</m:t>
+                          </m:r>
+                        </m:sub>
+                      </m:sSub>
+                    </m:e>
+                  </m:d>
+                  <m:r>
+                    <m:t>​</m:t>
+                  </m:r>
+                  <m:r>
+                    <m:rPr>
+                      <m:sty m:val="p"/>
+                    </m:rPr>
+                    <m:t>+</m:t>
+                  </m:r>
+                  <m:r>
+                    <m:t>ε</m:t>
+                  </m:r>
+                </m:e>
+              </m:d>
+              <m:r>
+                <m:t>​</m:t>
+              </m:r>
+              <m:r>
+                <m:rPr>
+                  <m:sty m:val="p"/>
+                </m:rPr>
+                <m:t>−</m:t>
+              </m:r>
+              <m:acc>
+                <m:accPr>
+                  <m:chr m:val="̂"/>
+                </m:accPr>
+                <m:e>
+                  <m:r>
+                    <m:t>f</m:t>
+                  </m:r>
+                </m:e>
+              </m:acc>
+              <m:r>
+                <m:t>​</m:t>
+              </m:r>
+              <m:d>
+                <m:dPr>
+                  <m:begChr m:val="("/>
+                  <m:sepChr m:val=""/>
+                  <m:endChr m:val=")"/>
+                  <m:grow/>
+                </m:dPr>
+                <m:e>
+                  <m:sSub>
+                    <m:e>
+                      <m:r>
+                        <m:t>x</m:t>
+                      </m:r>
+                    </m:e>
+                    <m:sub>
+                      <m:r>
+                        <m:t>0</m:t>
+                      </m:r>
+                    </m:sub>
+                  </m:sSub>
+                </m:e>
+              </m:d>
+              <m:r>
+                <m:t>​</m:t>
+              </m:r>
+              <m:r>
+                <m:t>&amp;</m:t>
+              </m:r>
+              <m:r>
+                <m:t>&amp;</m:t>
+              </m:r>
+              <m:r>
+                <m:rPr>
+                  <m:nor/>
+                  <m:sty m:val="p"/>
+                </m:rPr>
+                <m:t>(definition of </m:t>
+              </m:r>
+              <m:sSub>
+                <m:e>
+                  <m:r>
+                    <m:t>Y</m:t>
+                  </m:r>
+                </m:e>
+                <m:sub>
+                  <m:r>
+                    <m:t>0</m:t>
+                  </m:r>
+                </m:sub>
+              </m:sSub>
+              <m:r>
+                <m:rPr>
+                  <m:nor/>
+                  <m:sty m:val="p"/>
+                </m:rPr>
+                <m:t>)</m:t>
+              </m:r>
+            </m:e>
+            <m:e>
+              <m:r>
+                <m:t>&amp;</m:t>
+              </m:r>
+              <m:r>
+                <m:rPr>
+                  <m:sty m:val="p"/>
+                </m:rPr>
+                <m:t>=</m:t>
+              </m:r>
+              <m:r>
+                <m:t>ε</m:t>
+              </m:r>
+              <m:r>
+                <m:rPr>
+                  <m:sty m:val="p"/>
+                </m:rPr>
+                <m:t>+</m:t>
+              </m:r>
+              <m:r>
+                <m:t>​</m:t>
+              </m:r>
+              <m:d>
+                <m:dPr>
+                  <m:begChr m:val="("/>
+                  <m:sepChr m:val=""/>
+                  <m:endChr m:val=")"/>
+                  <m:grow/>
+                </m:dPr>
+                <m:e>
+                  <m:r>
+                    <m:t>f</m:t>
+                  </m:r>
+                  <m:r>
+                    <m:t>​</m:t>
+                  </m:r>
+                  <m:d>
+                    <m:dPr>
+                      <m:begChr m:val="("/>
+                      <m:sepChr m:val=""/>
+                      <m:endChr m:val=")"/>
+                      <m:grow/>
+                    </m:dPr>
+                    <m:e>
+                      <m:sSub>
+                        <m:e>
+                          <m:r>
+                            <m:t>x</m:t>
+                          </m:r>
+                        </m:e>
+                        <m:sub>
+                          <m:r>
+                            <m:t>0</m:t>
+                          </m:r>
+                        </m:sub>
+                      </m:sSub>
+                    </m:e>
+                  </m:d>
+                  <m:r>
+                    <m:t>​</m:t>
+                  </m:r>
+                  <m:r>
+                    <m:rPr>
+                      <m:sty m:val="p"/>
+                    </m:rPr>
+                    <m:t>−</m:t>
+                  </m:r>
+                  <m:acc>
+                    <m:accPr>
+                      <m:chr m:val="̂"/>
+                    </m:accPr>
+                    <m:e>
+                      <m:r>
+                        <m:t>f</m:t>
+                      </m:r>
+                    </m:e>
+                  </m:acc>
+                  <m:r>
+                    <m:t>​</m:t>
+                  </m:r>
+                  <m:d>
+                    <m:dPr>
+                      <m:begChr m:val="("/>
+                      <m:sepChr m:val=""/>
+                      <m:endChr m:val=")"/>
+                      <m:grow/>
+                    </m:dPr>
+                    <m:e>
+                      <m:sSub>
+                        <m:e>
+                          <m:r>
+                            <m:t>x</m:t>
+                          </m:r>
+                        </m:e>
+                        <m:sub>
+                          <m:r>
+                            <m:t>0</m:t>
+                          </m:r>
+                        </m:sub>
+                      </m:sSub>
+                    </m:e>
+                  </m:d>
+                  <m:r>
+                    <m:t>​</m:t>
+                  </m:r>
+                </m:e>
+              </m:d>
+              <m:r>
+                <m:t>​</m:t>
+              </m:r>
+              <m:r>
+                <m:t>&amp;</m:t>
+              </m:r>
+              <m:r>
+                <m:t>&amp;</m:t>
+              </m:r>
+              <m:r>
+                <m:rPr>
+                  <m:nor/>
+                  <m:sty m:val="p"/>
+                </m:rPr>
+                <m:t>(reorder the terms of the sum)</m:t>
+              </m:r>
+            </m:e>
+            <m:e>
+              <m:r>
+                <m:t>&amp;</m:t>
+              </m:r>
+              <m:r>
+                <m:rPr>
+                  <m:sty m:val="p"/>
+                </m:rPr>
+                <m:t>=</m:t>
+              </m:r>
+              <m:r>
+                <m:t>ε</m:t>
+              </m:r>
+              <m:r>
+                <m:rPr>
+                  <m:sty m:val="p"/>
+                </m:rPr>
+                <m:t>+</m:t>
+              </m:r>
+              <m:sSub>
+                <m:e>
+                  <m:r>
+                    <m:t>e</m:t>
+                  </m:r>
+                </m:e>
+                <m:sub>
+                  <m:r>
+                    <m:t>f</m:t>
+                  </m:r>
+                </m:sub>
+              </m:sSub>
+              <m:r>
+                <m:t>​</m:t>
+              </m:r>
+              <m:d>
+                <m:dPr>
+                  <m:begChr m:val="("/>
+                  <m:sepChr m:val=""/>
+                  <m:endChr m:val=")"/>
+                  <m:grow/>
+                </m:dPr>
+                <m:e>
+                  <m:sSub>
+                    <m:e>
+                      <m:r>
+                        <m:t>x</m:t>
+                      </m:r>
+                    </m:e>
+                    <m:sub>
+                      <m:r>
+                        <m:t>0</m:t>
+                      </m:r>
+                    </m:sub>
+                  </m:sSub>
+                </m:e>
+              </m:d>
+              <m:r>
+                <m:t>​</m:t>
+              </m:r>
+              <m:r>
+                <m:t>&amp;</m:t>
+              </m:r>
+              <m:r>
+                <m:t>&amp;</m:t>
+              </m:r>
+              <m:r>
+                <m:rPr>
+                  <m:nor/>
+                  <m:sty m:val="p"/>
+                </m:rPr>
+                <m:t>(definition of </m:t>
+              </m:r>
+              <m:sSub>
+                <m:e>
+                  <m:r>
+                    <m:t>e</m:t>
+                  </m:r>
+                </m:e>
+                <m:sub>
+                  <m:r>
+                    <m:t>f</m:t>
+                  </m:r>
+                </m:sub>
+              </m:sSub>
+              <m:r>
+                <m:t>​</m:t>
+              </m:r>
+              <m:d>
+                <m:dPr>
+                  <m:begChr m:val="("/>
+                  <m:sepChr m:val=""/>
+                  <m:endChr m:val=")"/>
+                  <m:grow/>
+                </m:dPr>
+                <m:e>
+                  <m:sSub>
+                    <m:e>
+                      <m:r>
+                        <m:t>x</m:t>
+                      </m:r>
+                    </m:e>
+                    <m:sub>
+                      <m:r>
+                        <m:t>0</m:t>
+                      </m:r>
+                    </m:sub>
+                  </m:sSub>
+                </m:e>
+              </m:d>
+              <m:r>
+                <m:t>​</m:t>
+              </m:r>
+              <m:r>
+                <m:rPr>
+                  <m:nor/>
+                  <m:sty m:val="p"/>
+                </m:rPr>
+                <m:t>)</m:t>
+              </m:r>
+            </m:e>
+          </m:eqArr>
+        </m:oMath>
+      </m:oMathPara>
+    </w:p>
+    <w:p>
+      <w:pPr>
+        <w:pStyle w:val="FirstParagraph"/>
+      </w:pPr>
+      <w:r>
+        <w:t xml:space="preserve">Next, expand the square and split the expectation.</w:t>
+      </w:r>
+      <w:r>
+        <w:t xml:space="preserve"> </w:t>
+      </w:r>
+      <w:r>
+        <w:t xml:space="preserve">The last two steps use</w:t>
+      </w:r>
+      <w:r>
+        <w:t xml:space="preserve"> </w:t>
+      </w:r>
+      <w:hyperlink r:id="rId30">
+        <w:r>
+          <w:rPr>
+            <w:rStyle w:val="Hyperlink"/>
+          </w:rPr>
+          <w:t xml:space="preserve">linearity of expectation</w:t>
+        </w:r>
+      </w:hyperlink>
+      <w:r>
+        <w:t xml:space="preserve">,</w:t>
+      </w:r>
+      <w:r>
+        <w:t xml:space="preserve"> </w:t>
+      </w:r>
+      <w:r>
+        <w:t xml:space="preserve">first for the expectation of a sum and then for a constant factor:</w:t>
       </w:r>
     </w:p>
     <w:p>
@@ -15931,10 +16452,72 @@
                   <m:grow/>
                 </m:dPr>
                 <m:e>
+                  <m:r>
+                    <m:t>​</m:t>
+                  </m:r>
+                  <m:d>
+                    <m:dPr>
+                      <m:begChr m:val="("/>
+                      <m:sepChr m:val=""/>
+                      <m:endChr m:val=")"/>
+                      <m:grow/>
+                    </m:dPr>
+                    <m:e>
+                      <m:r>
+                        <m:t>ε</m:t>
+                      </m:r>
+                      <m:r>
+                        <m:rPr>
+                          <m:sty m:val="p"/>
+                        </m:rPr>
+                        <m:t>+</m:t>
+                      </m:r>
+                      <m:sSub>
+                        <m:e>
+                          <m:r>
+                            <m:t>e</m:t>
+                          </m:r>
+                        </m:e>
+                        <m:sub>
+                          <m:r>
+                            <m:t>f</m:t>
+                          </m:r>
+                        </m:sub>
+                      </m:sSub>
+                      <m:r>
+                        <m:t>​</m:t>
+                      </m:r>
+                      <m:d>
+                        <m:dPr>
+                          <m:begChr m:val="("/>
+                          <m:sepChr m:val=""/>
+                          <m:endChr m:val=")"/>
+                          <m:grow/>
+                        </m:dPr>
+                        <m:e>
+                          <m:sSub>
+                            <m:e>
+                              <m:r>
+                                <m:t>x</m:t>
+                              </m:r>
+                            </m:e>
+                            <m:sub>
+                              <m:r>
+                                <m:t>0</m:t>
+                              </m:r>
+                            </m:sub>
+                          </m:sSub>
+                        </m:e>
+                      </m:d>
+                      <m:r>
+                        <m:t>​</m:t>
+                      </m:r>
+                    </m:e>
+                  </m:d>
                   <m:sSup>
                     <m:e>
                       <m:r>
-                        <m:t>ε</m:t>
+                        <m:t>​</m:t>
                       </m:r>
                     </m:e>
                     <m:sup>
@@ -15949,47 +16532,28 @@
                 <m:t>​</m:t>
               </m:r>
               <m:r>
-                <m:rPr>
-                  <m:sty m:val="p"/>
-                </m:rPr>
-                <m:t>+</m:t>
-              </m:r>
-              <m:r>
-                <m:t>2</m:t>
-              </m:r>
-              <m:r>
-                <m:rPr>
-                  <m:sty m:val="p"/>
-                </m:rPr>
-                <m:t>E</m:t>
-              </m:r>
-              <m:r>
-                <m:t>​</m:t>
-              </m:r>
-              <m:d>
-                <m:dPr>
-                  <m:begChr m:val="["/>
-                  <m:sepChr m:val=""/>
-                  <m:endChr m:val="]"/>
-                  <m:grow/>
-                </m:dPr>
-                <m:e>
-                  <m:r>
-                    <m:t>ε</m:t>
-                  </m:r>
-                  <m:r>
-                    <m:t>D</m:t>
-                  </m:r>
-                </m:e>
-              </m:d>
-              <m:r>
-                <m:t>​</m:t>
-              </m:r>
-              <m:r>
-                <m:rPr>
-                  <m:sty m:val="p"/>
-                </m:rPr>
-                <m:t>+</m:t>
+                <m:t>&amp;</m:t>
+              </m:r>
+              <m:r>
+                <m:t>&amp;</m:t>
+              </m:r>
+              <m:r>
+                <m:rPr>
+                  <m:nor/>
+                  <m:sty m:val="p"/>
+                </m:rPr>
+                <m:t>(the error above)</m:t>
+              </m:r>
+            </m:e>
+            <m:e>
+              <m:r>
+                <m:t>&amp;</m:t>
+              </m:r>
+              <m:r>
+                <m:rPr>
+                  <m:sty m:val="p"/>
+                </m:rPr>
+                <m:t>=</m:t>
               </m:r>
               <m:r>
                 <m:rPr>
@@ -16011,7 +16575,283 @@
                   <m:sSup>
                     <m:e>
                       <m:r>
-                        <m:t>D</m:t>
+                        <m:t>ε</m:t>
+                      </m:r>
+                    </m:e>
+                    <m:sup>
+                      <m:r>
+                        <m:t>2</m:t>
+                      </m:r>
+                    </m:sup>
+                  </m:sSup>
+                  <m:r>
+                    <m:rPr>
+                      <m:sty m:val="p"/>
+                    </m:rPr>
+                    <m:t>+</m:t>
+                  </m:r>
+                  <m:r>
+                    <m:t>2</m:t>
+                  </m:r>
+                  <m:r>
+                    <m:t>ε</m:t>
+                  </m:r>
+                  <m:sSub>
+                    <m:e>
+                      <m:r>
+                        <m:t>e</m:t>
+                      </m:r>
+                    </m:e>
+                    <m:sub>
+                      <m:r>
+                        <m:t>f</m:t>
+                      </m:r>
+                    </m:sub>
+                  </m:sSub>
+                  <m:r>
+                    <m:t>​</m:t>
+                  </m:r>
+                  <m:d>
+                    <m:dPr>
+                      <m:begChr m:val="("/>
+                      <m:sepChr m:val=""/>
+                      <m:endChr m:val=")"/>
+                      <m:grow/>
+                    </m:dPr>
+                    <m:e>
+                      <m:sSub>
+                        <m:e>
+                          <m:r>
+                            <m:t>x</m:t>
+                          </m:r>
+                        </m:e>
+                        <m:sub>
+                          <m:r>
+                            <m:t>0</m:t>
+                          </m:r>
+                        </m:sub>
+                      </m:sSub>
+                    </m:e>
+                  </m:d>
+                  <m:r>
+                    <m:t>​</m:t>
+                  </m:r>
+                  <m:r>
+                    <m:rPr>
+                      <m:sty m:val="p"/>
+                    </m:rPr>
+                    <m:t>+</m:t>
+                  </m:r>
+                  <m:r>
+                    <m:t>​</m:t>
+                  </m:r>
+                  <m:sSup>
+                    <m:e>
+                      <m:d>
+                        <m:dPr>
+                          <m:begChr m:val="("/>
+                          <m:sepChr m:val=""/>
+                          <m:endChr m:val=")"/>
+                          <m:grow/>
+                        </m:dPr>
+                        <m:e>
+                          <m:sSub>
+                            <m:e>
+                              <m:r>
+                                <m:t>e</m:t>
+                              </m:r>
+                            </m:e>
+                            <m:sub>
+                              <m:r>
+                                <m:t>f</m:t>
+                              </m:r>
+                            </m:sub>
+                          </m:sSub>
+                          <m:r>
+                            <m:t>​</m:t>
+                          </m:r>
+                          <m:d>
+                            <m:dPr>
+                              <m:begChr m:val="("/>
+                              <m:sepChr m:val=""/>
+                              <m:endChr m:val=")"/>
+                              <m:grow/>
+                            </m:dPr>
+                            <m:e>
+                              <m:sSub>
+                                <m:e>
+                                  <m:r>
+                                    <m:t>x</m:t>
+                                  </m:r>
+                                </m:e>
+                                <m:sub>
+                                  <m:r>
+                                    <m:t>0</m:t>
+                                  </m:r>
+                                </m:sub>
+                              </m:sSub>
+                            </m:e>
+                          </m:d>
+                          <m:r>
+                            <m:t>​</m:t>
+                          </m:r>
+                        </m:e>
+                      </m:d>
+                    </m:e>
+                    <m:sup>
+                      <m:r>
+                        <m:t>2</m:t>
+                      </m:r>
+                    </m:sup>
+                  </m:sSup>
+                  <m:r>
+                    <m:t>​</m:t>
+                  </m:r>
+                </m:e>
+              </m:d>
+              <m:r>
+                <m:t>​</m:t>
+              </m:r>
+              <m:r>
+                <m:t>&amp;</m:t>
+              </m:r>
+              <m:r>
+                <m:t>&amp;</m:t>
+              </m:r>
+              <m:r>
+                <m:rPr>
+                  <m:nor/>
+                  <m:sty m:val="p"/>
+                </m:rPr>
+                <m:t>(expand: </m:t>
+              </m:r>
+              <m:r>
+                <m:t>​</m:t>
+              </m:r>
+              <m:d>
+                <m:dPr>
+                  <m:begChr m:val="("/>
+                  <m:sepChr m:val=""/>
+                  <m:endChr m:val=")"/>
+                  <m:grow/>
+                </m:dPr>
+                <m:e>
+                  <m:r>
+                    <m:t>a</m:t>
+                  </m:r>
+                  <m:r>
+                    <m:rPr>
+                      <m:sty m:val="p"/>
+                    </m:rPr>
+                    <m:t>+</m:t>
+                  </m:r>
+                  <m:r>
+                    <m:t>b</m:t>
+                  </m:r>
+                </m:e>
+              </m:d>
+              <m:sSup>
+                <m:e>
+                  <m:r>
+                    <m:t>​</m:t>
+                  </m:r>
+                </m:e>
+                <m:sup>
+                  <m:r>
+                    <m:t>2</m:t>
+                  </m:r>
+                </m:sup>
+              </m:sSup>
+              <m:r>
+                <m:rPr>
+                  <m:sty m:val="p"/>
+                </m:rPr>
+                <m:t>=</m:t>
+              </m:r>
+              <m:sSup>
+                <m:e>
+                  <m:r>
+                    <m:t>a</m:t>
+                  </m:r>
+                </m:e>
+                <m:sup>
+                  <m:r>
+                    <m:t>2</m:t>
+                  </m:r>
+                </m:sup>
+              </m:sSup>
+              <m:r>
+                <m:rPr>
+                  <m:sty m:val="p"/>
+                </m:rPr>
+                <m:t>+</m:t>
+              </m:r>
+              <m:r>
+                <m:t>2</m:t>
+              </m:r>
+              <m:r>
+                <m:t>a</m:t>
+              </m:r>
+              <m:r>
+                <m:t>b</m:t>
+              </m:r>
+              <m:r>
+                <m:rPr>
+                  <m:sty m:val="p"/>
+                </m:rPr>
+                <m:t>+</m:t>
+              </m:r>
+              <m:sSup>
+                <m:e>
+                  <m:r>
+                    <m:t>b</m:t>
+                  </m:r>
+                </m:e>
+                <m:sup>
+                  <m:r>
+                    <m:t>2</m:t>
+                  </m:r>
+                </m:sup>
+              </m:sSup>
+              <m:r>
+                <m:rPr>
+                  <m:nor/>
+                  <m:sty m:val="p"/>
+                </m:rPr>
+                <m:t>)</m:t>
+              </m:r>
+            </m:e>
+            <m:e>
+              <m:r>
+                <m:t>&amp;</m:t>
+              </m:r>
+              <m:r>
+                <m:rPr>
+                  <m:sty m:val="p"/>
+                </m:rPr>
+                <m:t>=</m:t>
+              </m:r>
+              <m:r>
+                <m:rPr>
+                  <m:sty m:val="p"/>
+                </m:rPr>
+                <m:t>E</m:t>
+              </m:r>
+              <m:r>
+                <m:t>​</m:t>
+              </m:r>
+              <m:d>
+                <m:dPr>
+                  <m:begChr m:val="["/>
+                  <m:sepChr m:val=""/>
+                  <m:endChr m:val="]"/>
+                  <m:grow/>
+                </m:dPr>
+                <m:e>
+                  <m:sSup>
+                    <m:e>
+                      <m:r>
+                        <m:t>ε</m:t>
                       </m:r>
                     </m:e>
                     <m:sup>
@@ -16026,6 +16866,173 @@
                 <m:t>​</m:t>
               </m:r>
               <m:r>
+                <m:rPr>
+                  <m:sty m:val="p"/>
+                </m:rPr>
+                <m:t>+</m:t>
+              </m:r>
+              <m:r>
+                <m:rPr>
+                  <m:sty m:val="p"/>
+                </m:rPr>
+                <m:t>E</m:t>
+              </m:r>
+              <m:r>
+                <m:t>​</m:t>
+              </m:r>
+              <m:d>
+                <m:dPr>
+                  <m:begChr m:val="["/>
+                  <m:sepChr m:val=""/>
+                  <m:endChr m:val="]"/>
+                  <m:grow/>
+                </m:dPr>
+                <m:e>
+                  <m:r>
+                    <m:t>2</m:t>
+                  </m:r>
+                  <m:r>
+                    <m:t>ε</m:t>
+                  </m:r>
+                  <m:sSub>
+                    <m:e>
+                      <m:r>
+                        <m:t>e</m:t>
+                      </m:r>
+                    </m:e>
+                    <m:sub>
+                      <m:r>
+                        <m:t>f</m:t>
+                      </m:r>
+                    </m:sub>
+                  </m:sSub>
+                  <m:r>
+                    <m:t>​</m:t>
+                  </m:r>
+                  <m:d>
+                    <m:dPr>
+                      <m:begChr m:val="("/>
+                      <m:sepChr m:val=""/>
+                      <m:endChr m:val=")"/>
+                      <m:grow/>
+                    </m:dPr>
+                    <m:e>
+                      <m:sSub>
+                        <m:e>
+                          <m:r>
+                            <m:t>x</m:t>
+                          </m:r>
+                        </m:e>
+                        <m:sub>
+                          <m:r>
+                            <m:t>0</m:t>
+                          </m:r>
+                        </m:sub>
+                      </m:sSub>
+                    </m:e>
+                  </m:d>
+                  <m:r>
+                    <m:t>​</m:t>
+                  </m:r>
+                </m:e>
+              </m:d>
+              <m:r>
+                <m:t>​</m:t>
+              </m:r>
+              <m:r>
+                <m:rPr>
+                  <m:sty m:val="p"/>
+                </m:rPr>
+                <m:t>+</m:t>
+              </m:r>
+              <m:r>
+                <m:rPr>
+                  <m:sty m:val="p"/>
+                </m:rPr>
+                <m:t>E</m:t>
+              </m:r>
+              <m:r>
+                <m:t>​</m:t>
+              </m:r>
+              <m:d>
+                <m:dPr>
+                  <m:begChr m:val="["/>
+                  <m:sepChr m:val=""/>
+                  <m:endChr m:val="]"/>
+                  <m:grow/>
+                </m:dPr>
+                <m:e>
+                  <m:r>
+                    <m:t>​</m:t>
+                  </m:r>
+                  <m:sSup>
+                    <m:e>
+                      <m:d>
+                        <m:dPr>
+                          <m:begChr m:val="("/>
+                          <m:sepChr m:val=""/>
+                          <m:endChr m:val=")"/>
+                          <m:grow/>
+                        </m:dPr>
+                        <m:e>
+                          <m:sSub>
+                            <m:e>
+                              <m:r>
+                                <m:t>e</m:t>
+                              </m:r>
+                            </m:e>
+                            <m:sub>
+                              <m:r>
+                                <m:t>f</m:t>
+                              </m:r>
+                            </m:sub>
+                          </m:sSub>
+                          <m:r>
+                            <m:t>​</m:t>
+                          </m:r>
+                          <m:d>
+                            <m:dPr>
+                              <m:begChr m:val="("/>
+                              <m:sepChr m:val=""/>
+                              <m:endChr m:val=")"/>
+                              <m:grow/>
+                            </m:dPr>
+                            <m:e>
+                              <m:sSub>
+                                <m:e>
+                                  <m:r>
+                                    <m:t>x</m:t>
+                                  </m:r>
+                                </m:e>
+                                <m:sub>
+                                  <m:r>
+                                    <m:t>0</m:t>
+                                  </m:r>
+                                </m:sub>
+                              </m:sSub>
+                            </m:e>
+                          </m:d>
+                          <m:r>
+                            <m:t>​</m:t>
+                          </m:r>
+                        </m:e>
+                      </m:d>
+                    </m:e>
+                    <m:sup>
+                      <m:r>
+                        <m:t>2</m:t>
+                      </m:r>
+                    </m:sup>
+                  </m:sSup>
+                  <m:r>
+                    <m:t>​</m:t>
+                  </m:r>
+                </m:e>
+              </m:d>
+              <m:r>
+                <m:t>​</m:t>
+              </m:r>
+              <m:r>
                 <m:t>&amp;</m:t>
               </m:r>
               <m:r>
@@ -16036,12 +17043,245 @@
                   <m:nor/>
                   <m:sty m:val="p"/>
                 </m:rPr>
-                <m:t>(expand the square)</m:t>
+                <m:t>(expectation of a sum)</m:t>
+              </m:r>
+            </m:e>
+            <m:e>
+              <m:r>
+                <m:t>&amp;</m:t>
+              </m:r>
+              <m:r>
+                <m:rPr>
+                  <m:sty m:val="p"/>
+                </m:rPr>
+                <m:t>=</m:t>
+              </m:r>
+              <m:r>
+                <m:rPr>
+                  <m:sty m:val="p"/>
+                </m:rPr>
+                <m:t>E</m:t>
+              </m:r>
+              <m:r>
+                <m:t>​</m:t>
+              </m:r>
+              <m:d>
+                <m:dPr>
+                  <m:begChr m:val="["/>
+                  <m:sepChr m:val=""/>
+                  <m:endChr m:val="]"/>
+                  <m:grow/>
+                </m:dPr>
+                <m:e>
+                  <m:sSup>
+                    <m:e>
+                      <m:r>
+                        <m:t>ε</m:t>
+                      </m:r>
+                    </m:e>
+                    <m:sup>
+                      <m:r>
+                        <m:t>2</m:t>
+                      </m:r>
+                    </m:sup>
+                  </m:sSup>
+                </m:e>
+              </m:d>
+              <m:r>
+                <m:t>​</m:t>
+              </m:r>
+              <m:r>
+                <m:rPr>
+                  <m:sty m:val="p"/>
+                </m:rPr>
+                <m:t>+</m:t>
+              </m:r>
+              <m:r>
+                <m:t>2</m:t>
+              </m:r>
+              <m:r>
+                <m:rPr>
+                  <m:sty m:val="p"/>
+                </m:rPr>
+                <m:t>E</m:t>
+              </m:r>
+              <m:r>
+                <m:t>​</m:t>
+              </m:r>
+              <m:d>
+                <m:dPr>
+                  <m:begChr m:val="["/>
+                  <m:sepChr m:val=""/>
+                  <m:endChr m:val="]"/>
+                  <m:grow/>
+                </m:dPr>
+                <m:e>
+                  <m:r>
+                    <m:t>ε</m:t>
+                  </m:r>
+                  <m:sSub>
+                    <m:e>
+                      <m:r>
+                        <m:t>e</m:t>
+                      </m:r>
+                    </m:e>
+                    <m:sub>
+                      <m:r>
+                        <m:t>f</m:t>
+                      </m:r>
+                    </m:sub>
+                  </m:sSub>
+                  <m:r>
+                    <m:t>​</m:t>
+                  </m:r>
+                  <m:d>
+                    <m:dPr>
+                      <m:begChr m:val="("/>
+                      <m:sepChr m:val=""/>
+                      <m:endChr m:val=")"/>
+                      <m:grow/>
+                    </m:dPr>
+                    <m:e>
+                      <m:sSub>
+                        <m:e>
+                          <m:r>
+                            <m:t>x</m:t>
+                          </m:r>
+                        </m:e>
+                        <m:sub>
+                          <m:r>
+                            <m:t>0</m:t>
+                          </m:r>
+                        </m:sub>
+                      </m:sSub>
+                    </m:e>
+                  </m:d>
+                  <m:r>
+                    <m:t>​</m:t>
+                  </m:r>
+                </m:e>
+              </m:d>
+              <m:r>
+                <m:t>​</m:t>
+              </m:r>
+              <m:r>
+                <m:rPr>
+                  <m:sty m:val="p"/>
+                </m:rPr>
+                <m:t>+</m:t>
+              </m:r>
+              <m:r>
+                <m:rPr>
+                  <m:sty m:val="p"/>
+                </m:rPr>
+                <m:t>E</m:t>
+              </m:r>
+              <m:r>
+                <m:t>​</m:t>
+              </m:r>
+              <m:d>
+                <m:dPr>
+                  <m:begChr m:val="["/>
+                  <m:sepChr m:val=""/>
+                  <m:endChr m:val="]"/>
+                  <m:grow/>
+                </m:dPr>
+                <m:e>
+                  <m:r>
+                    <m:t>​</m:t>
+                  </m:r>
+                  <m:sSup>
+                    <m:e>
+                      <m:d>
+                        <m:dPr>
+                          <m:begChr m:val="("/>
+                          <m:sepChr m:val=""/>
+                          <m:endChr m:val=")"/>
+                          <m:grow/>
+                        </m:dPr>
+                        <m:e>
+                          <m:sSub>
+                            <m:e>
+                              <m:r>
+                                <m:t>e</m:t>
+                              </m:r>
+                            </m:e>
+                            <m:sub>
+                              <m:r>
+                                <m:t>f</m:t>
+                              </m:r>
+                            </m:sub>
+                          </m:sSub>
+                          <m:r>
+                            <m:t>​</m:t>
+                          </m:r>
+                          <m:d>
+                            <m:dPr>
+                              <m:begChr m:val="("/>
+                              <m:sepChr m:val=""/>
+                              <m:endChr m:val=")"/>
+                              <m:grow/>
+                            </m:dPr>
+                            <m:e>
+                              <m:sSub>
+                                <m:e>
+                                  <m:r>
+                                    <m:t>x</m:t>
+                                  </m:r>
+                                </m:e>
+                                <m:sub>
+                                  <m:r>
+                                    <m:t>0</m:t>
+                                  </m:r>
+                                </m:sub>
+                              </m:sSub>
+                            </m:e>
+                          </m:d>
+                          <m:r>
+                            <m:t>​</m:t>
+                          </m:r>
+                        </m:e>
+                      </m:d>
+                    </m:e>
+                    <m:sup>
+                      <m:r>
+                        <m:t>2</m:t>
+                      </m:r>
+                    </m:sup>
+                  </m:sSup>
+                  <m:r>
+                    <m:t>​</m:t>
+                  </m:r>
+                </m:e>
+              </m:d>
+              <m:r>
+                <m:t>​</m:t>
+              </m:r>
+              <m:r>
+                <m:t>&amp;</m:t>
+              </m:r>
+              <m:r>
+                <m:t>&amp;</m:t>
+              </m:r>
+              <m:r>
+                <m:rPr>
+                  <m:nor/>
+                  <m:sty m:val="p"/>
+                </m:rPr>
+                <m:t>(constant factor 2)</m:t>
               </m:r>
             </m:e>
           </m:eqArr>
         </m:oMath>
       </m:oMathPara>
+    </w:p>
+    <w:p>
+      <w:pPr>
+        <w:pStyle w:val="FirstParagraph"/>
+      </w:pPr>
+      <w:r>
+        <w:t xml:space="preserve">Each of the three terms is evaluated in turn.</w:t>
+      </w:r>
     </w:p>
     <w:p>
       <w:pPr>
@@ -16050,6 +17290,12 @@
           <w:numId w:val="1004"/>
         </w:numPr>
       </w:pPr>
+      <w:r>
+        <w:t xml:space="preserve">The noise term is</w:t>
+      </w:r>
+      <w:r>
+        <w:t xml:space="preserve"> </w:t>
+      </w:r>
       <m:oMath>
         <m:r>
           <m:rPr>
@@ -16130,136 +17376,13 @@
     </w:p>
     <w:p>
       <w:pPr>
-        <w:pStyle w:val="BodyText"/>
-      </w:pPr>
-      <m:oMathPara>
-        <m:oMathParaPr>
-          <m:jc m:val="center"/>
-        </m:oMathParaPr>
-        <m:oMath>
-          <m:eqArr>
-            <m:e>
-              <m:r>
-                <m:rPr>
-                  <m:sty m:val="p"/>
-                </m:rPr>
-                <m:t>E</m:t>
-              </m:r>
-              <m:r>
-                <m:t>​</m:t>
-              </m:r>
-              <m:d>
-                <m:dPr>
-                  <m:begChr m:val="["/>
-                  <m:sepChr m:val=""/>
-                  <m:endChr m:val="]"/>
-                  <m:grow/>
-                </m:dPr>
-                <m:e>
-                  <m:r>
-                    <m:t>ε</m:t>
-                  </m:r>
-                  <m:r>
-                    <m:t>D</m:t>
-                  </m:r>
-                </m:e>
-              </m:d>
-              <m:r>
-                <m:t>​</m:t>
-              </m:r>
-              <m:r>
-                <m:t>&amp;</m:t>
-              </m:r>
-              <m:r>
-                <m:rPr>
-                  <m:sty m:val="p"/>
-                </m:rPr>
-                <m:t>=</m:t>
-              </m:r>
-              <m:r>
-                <m:rPr>
-                  <m:sty m:val="p"/>
-                </m:rPr>
-                <m:t>E</m:t>
-              </m:r>
-              <m:r>
-                <m:t>​</m:t>
-              </m:r>
-              <m:d>
-                <m:dPr>
-                  <m:begChr m:val="["/>
-                  <m:sepChr m:val=""/>
-                  <m:endChr m:val="]"/>
-                  <m:grow/>
-                </m:dPr>
-                <m:e>
-                  <m:r>
-                    <m:t>ε</m:t>
-                  </m:r>
-                </m:e>
-              </m:d>
-              <m:r>
-                <m:t>​</m:t>
-              </m:r>
-              <m:r>
-                <m:rPr>
-                  <m:sty m:val="p"/>
-                </m:rPr>
-                <m:t>E</m:t>
-              </m:r>
-              <m:r>
-                <m:t>​</m:t>
-              </m:r>
-              <m:d>
-                <m:dPr>
-                  <m:begChr m:val="["/>
-                  <m:sepChr m:val=""/>
-                  <m:endChr m:val="]"/>
-                  <m:grow/>
-                </m:dPr>
-                <m:e>
-                  <m:r>
-                    <m:t>D</m:t>
-                  </m:r>
-                </m:e>
-              </m:d>
-              <m:r>
-                <m:t>​</m:t>
-              </m:r>
-            </m:e>
-            <m:e>
-              <m:r>
-                <m:t>&amp;</m:t>
-              </m:r>
-              <m:r>
-                <m:rPr>
-                  <m:sty m:val="p"/>
-                </m:rPr>
-                <m:t>=</m:t>
-              </m:r>
-              <m:r>
-                <m:t>0</m:t>
-              </m:r>
-              <m:r>
-                <m:rPr>
-                  <m:sty m:val="p"/>
-                </m:rPr>
-                <m:t>,</m:t>
-              </m:r>
-            </m:e>
-          </m:eqArr>
-        </m:oMath>
-      </m:oMathPara>
-    </w:p>
-    <w:p>
-      <w:pPr>
         <w:numPr>
           <w:ilvl w:val="0"/>
-          <w:numId w:val="1000"/>
+          <w:numId w:val="1004"/>
         </w:numPr>
       </w:pPr>
       <w:r>
-        <w:t xml:space="preserve">because</w:t>
+        <w:t xml:space="preserve">For the cross term,</w:t>
       </w:r>
       <w:r>
         <w:t xml:space="preserve"> </w:t>
@@ -16331,8 +17454,45 @@
         <w:t xml:space="preserve"> </w:t>
       </w:r>
       <m:oMath>
-        <m:r>
-          <m:t>D</m:t>
+        <m:sSub>
+          <m:e>
+            <m:r>
+              <m:t>e</m:t>
+            </m:r>
+          </m:e>
+          <m:sub>
+            <m:r>
+              <m:t>f</m:t>
+            </m:r>
+          </m:sub>
+        </m:sSub>
+        <m:r>
+          <m:t>​</m:t>
+        </m:r>
+        <m:d>
+          <m:dPr>
+            <m:begChr m:val="("/>
+            <m:sepChr m:val=""/>
+            <m:endChr m:val=")"/>
+            <m:grow/>
+          </m:dPr>
+          <m:e>
+            <m:sSub>
+              <m:e>
+                <m:r>
+                  <m:t>x</m:t>
+                </m:r>
+              </m:e>
+              <m:sub>
+                <m:r>
+                  <m:t>0</m:t>
+                </m:r>
+              </m:sub>
+            </m:sSub>
+          </m:e>
+        </m:d>
+        <m:r>
+          <m:t>​</m:t>
         </m:r>
       </m:oMath>
       <w:r>
@@ -16342,7 +17502,436 @@
         <w:t xml:space="preserve"> </w:t>
       </w:r>
       <w:r>
-        <w:t xml:space="preserve">and</w:t>
+        <w:t xml:space="preserve">because</w:t>
+      </w:r>
+      <w:r>
+        <w:t xml:space="preserve"> </w:t>
+      </w:r>
+      <m:oMath>
+        <m:r>
+          <m:t>f</m:t>
+        </m:r>
+        <m:r>
+          <m:t>​</m:t>
+        </m:r>
+        <m:d>
+          <m:dPr>
+            <m:begChr m:val="("/>
+            <m:sepChr m:val=""/>
+            <m:endChr m:val=")"/>
+            <m:grow/>
+          </m:dPr>
+          <m:e>
+            <m:sSub>
+              <m:e>
+                <m:r>
+                  <m:t>x</m:t>
+                </m:r>
+              </m:e>
+              <m:sub>
+                <m:r>
+                  <m:t>0</m:t>
+                </m:r>
+              </m:sub>
+            </m:sSub>
+          </m:e>
+        </m:d>
+        <m:r>
+          <m:t>​</m:t>
+        </m:r>
+      </m:oMath>
+      <w:r>
+        <w:t xml:space="preserve"> </w:t>
+      </w:r>
+      <w:r>
+        <w:t xml:space="preserve">is a constant.</w:t>
+      </w:r>
+      <w:r>
+        <w:t xml:space="preserve"> </w:t>
+      </w:r>
+      <w:r>
+        <w:t xml:space="preserve">So the expectation of the product is the product of the expectations:</w:t>
+      </w:r>
+    </w:p>
+    <w:p>
+      <w:pPr>
+        <w:pStyle w:val="BodyText"/>
+      </w:pPr>
+      <m:oMathPara>
+        <m:oMathParaPr>
+          <m:jc m:val="center"/>
+        </m:oMathParaPr>
+        <m:oMath>
+          <m:eqArr>
+            <m:e>
+              <m:r>
+                <m:rPr>
+                  <m:sty m:val="p"/>
+                </m:rPr>
+                <m:t>E</m:t>
+              </m:r>
+              <m:r>
+                <m:t>​</m:t>
+              </m:r>
+              <m:d>
+                <m:dPr>
+                  <m:begChr m:val="["/>
+                  <m:sepChr m:val=""/>
+                  <m:endChr m:val="]"/>
+                  <m:grow/>
+                </m:dPr>
+                <m:e>
+                  <m:r>
+                    <m:t>ε</m:t>
+                  </m:r>
+                  <m:sSub>
+                    <m:e>
+                      <m:r>
+                        <m:t>e</m:t>
+                      </m:r>
+                    </m:e>
+                    <m:sub>
+                      <m:r>
+                        <m:t>f</m:t>
+                      </m:r>
+                    </m:sub>
+                  </m:sSub>
+                  <m:r>
+                    <m:t>​</m:t>
+                  </m:r>
+                  <m:d>
+                    <m:dPr>
+                      <m:begChr m:val="("/>
+                      <m:sepChr m:val=""/>
+                      <m:endChr m:val=")"/>
+                      <m:grow/>
+                    </m:dPr>
+                    <m:e>
+                      <m:sSub>
+                        <m:e>
+                          <m:r>
+                            <m:t>x</m:t>
+                          </m:r>
+                        </m:e>
+                        <m:sub>
+                          <m:r>
+                            <m:t>0</m:t>
+                          </m:r>
+                        </m:sub>
+                      </m:sSub>
+                    </m:e>
+                  </m:d>
+                  <m:r>
+                    <m:t>​</m:t>
+                  </m:r>
+                </m:e>
+              </m:d>
+              <m:r>
+                <m:t>​</m:t>
+              </m:r>
+              <m:r>
+                <m:t>&amp;</m:t>
+              </m:r>
+              <m:r>
+                <m:rPr>
+                  <m:sty m:val="p"/>
+                </m:rPr>
+                <m:t>=</m:t>
+              </m:r>
+              <m:r>
+                <m:rPr>
+                  <m:sty m:val="p"/>
+                </m:rPr>
+                <m:t>E</m:t>
+              </m:r>
+              <m:r>
+                <m:t>​</m:t>
+              </m:r>
+              <m:d>
+                <m:dPr>
+                  <m:begChr m:val="["/>
+                  <m:sepChr m:val=""/>
+                  <m:endChr m:val="]"/>
+                  <m:grow/>
+                </m:dPr>
+                <m:e>
+                  <m:r>
+                    <m:t>ε</m:t>
+                  </m:r>
+                </m:e>
+              </m:d>
+              <m:r>
+                <m:t>​</m:t>
+              </m:r>
+              <m:r>
+                <m:rPr>
+                  <m:sty m:val="p"/>
+                </m:rPr>
+                <m:t>E</m:t>
+              </m:r>
+              <m:r>
+                <m:t>​</m:t>
+              </m:r>
+              <m:d>
+                <m:dPr>
+                  <m:begChr m:val="["/>
+                  <m:sepChr m:val=""/>
+                  <m:endChr m:val="]"/>
+                  <m:grow/>
+                </m:dPr>
+                <m:e>
+                  <m:sSub>
+                    <m:e>
+                      <m:r>
+                        <m:t>e</m:t>
+                      </m:r>
+                    </m:e>
+                    <m:sub>
+                      <m:r>
+                        <m:t>f</m:t>
+                      </m:r>
+                    </m:sub>
+                  </m:sSub>
+                  <m:r>
+                    <m:t>​</m:t>
+                  </m:r>
+                  <m:d>
+                    <m:dPr>
+                      <m:begChr m:val="("/>
+                      <m:sepChr m:val=""/>
+                      <m:endChr m:val=")"/>
+                      <m:grow/>
+                    </m:dPr>
+                    <m:e>
+                      <m:sSub>
+                        <m:e>
+                          <m:r>
+                            <m:t>x</m:t>
+                          </m:r>
+                        </m:e>
+                        <m:sub>
+                          <m:r>
+                            <m:t>0</m:t>
+                          </m:r>
+                        </m:sub>
+                      </m:sSub>
+                    </m:e>
+                  </m:d>
+                  <m:r>
+                    <m:t>​</m:t>
+                  </m:r>
+                </m:e>
+              </m:d>
+              <m:r>
+                <m:t>​</m:t>
+              </m:r>
+              <m:r>
+                <m:t>&amp;</m:t>
+              </m:r>
+              <m:r>
+                <m:t>&amp;</m:t>
+              </m:r>
+              <m:r>
+                <m:rPr>
+                  <m:nor/>
+                  <m:sty m:val="p"/>
+                </m:rPr>
+                <m:t>(independence)</m:t>
+              </m:r>
+            </m:e>
+            <m:e>
+              <m:r>
+                <m:t>&amp;</m:t>
+              </m:r>
+              <m:r>
+                <m:rPr>
+                  <m:sty m:val="p"/>
+                </m:rPr>
+                <m:t>=</m:t>
+              </m:r>
+              <m:r>
+                <m:t>0</m:t>
+              </m:r>
+              <m:r>
+                <m:rPr>
+                  <m:sty m:val="p"/>
+                </m:rPr>
+                <m:t>⋅</m:t>
+              </m:r>
+              <m:r>
+                <m:rPr>
+                  <m:sty m:val="p"/>
+                </m:rPr>
+                <m:t>E</m:t>
+              </m:r>
+              <m:r>
+                <m:t>​</m:t>
+              </m:r>
+              <m:d>
+                <m:dPr>
+                  <m:begChr m:val="["/>
+                  <m:sepChr m:val=""/>
+                  <m:endChr m:val="]"/>
+                  <m:grow/>
+                </m:dPr>
+                <m:e>
+                  <m:sSub>
+                    <m:e>
+                      <m:r>
+                        <m:t>e</m:t>
+                      </m:r>
+                    </m:e>
+                    <m:sub>
+                      <m:r>
+                        <m:t>f</m:t>
+                      </m:r>
+                    </m:sub>
+                  </m:sSub>
+                  <m:r>
+                    <m:t>​</m:t>
+                  </m:r>
+                  <m:d>
+                    <m:dPr>
+                      <m:begChr m:val="("/>
+                      <m:sepChr m:val=""/>
+                      <m:endChr m:val=")"/>
+                      <m:grow/>
+                    </m:dPr>
+                    <m:e>
+                      <m:sSub>
+                        <m:e>
+                          <m:r>
+                            <m:t>x</m:t>
+                          </m:r>
+                        </m:e>
+                        <m:sub>
+                          <m:r>
+                            <m:t>0</m:t>
+                          </m:r>
+                        </m:sub>
+                      </m:sSub>
+                    </m:e>
+                  </m:d>
+                  <m:r>
+                    <m:t>​</m:t>
+                  </m:r>
+                </m:e>
+              </m:d>
+              <m:r>
+                <m:t>​</m:t>
+              </m:r>
+              <m:r>
+                <m:t>&amp;</m:t>
+              </m:r>
+              <m:r>
+                <m:t>&amp;</m:t>
+              </m:r>
+              <m:r>
+                <m:rPr>
+                  <m:nor/>
+                  <m:sty m:val="p"/>
+                </m:rPr>
+                <m:t>(</m:t>
+              </m:r>
+              <m:r>
+                <m:rPr>
+                  <m:sty m:val="p"/>
+                </m:rPr>
+                <m:t>E</m:t>
+              </m:r>
+              <m:r>
+                <m:t>​</m:t>
+              </m:r>
+              <m:d>
+                <m:dPr>
+                  <m:begChr m:val="["/>
+                  <m:sepChr m:val=""/>
+                  <m:endChr m:val="]"/>
+                  <m:grow/>
+                </m:dPr>
+                <m:e>
+                  <m:r>
+                    <m:t>ε</m:t>
+                  </m:r>
+                </m:e>
+              </m:d>
+              <m:r>
+                <m:t>​</m:t>
+              </m:r>
+              <m:r>
+                <m:rPr>
+                  <m:sty m:val="p"/>
+                </m:rPr>
+                <m:t>=</m:t>
+              </m:r>
+              <m:r>
+                <m:t>0</m:t>
+              </m:r>
+              <m:r>
+                <m:rPr>
+                  <m:nor/>
+                  <m:sty m:val="p"/>
+                </m:rPr>
+                <m:t>)</m:t>
+              </m:r>
+            </m:e>
+            <m:e>
+              <m:r>
+                <m:t>&amp;</m:t>
+              </m:r>
+              <m:r>
+                <m:rPr>
+                  <m:sty m:val="p"/>
+                </m:rPr>
+                <m:t>=</m:t>
+              </m:r>
+              <m:r>
+                <m:t>0</m:t>
+              </m:r>
+              <m:r>
+                <m:t>&amp;</m:t>
+              </m:r>
+              <m:r>
+                <m:t>&amp;</m:t>
+              </m:r>
+              <m:r>
+                <m:rPr>
+                  <m:nor/>
+                  <m:sty m:val="p"/>
+                </m:rPr>
+                <m:t>(zero times a number)</m:t>
+              </m:r>
+            </m:e>
+          </m:eqArr>
+        </m:oMath>
+      </m:oMathPara>
+    </w:p>
+    <w:p>
+      <w:pPr>
+        <w:numPr>
+          <w:ilvl w:val="0"/>
+          <w:numId w:val="1004"/>
+        </w:numPr>
+      </w:pPr>
+      <w:r>
+        <w:t xml:space="preserve">For the last term,</w:t>
+      </w:r>
+      <w:r>
+        <w:t xml:space="preserve"> </w:t>
+      </w:r>
+      <w:hyperlink w:anchor="thm-variance">
+        <w:r>
+          <w:rPr>
+            <w:rStyle w:val="Hyperlink"/>
+          </w:rPr>
+          <w:t xml:space="preserve">Theorem 2</w:t>
+        </w:r>
+      </w:hyperlink>
+      <w:r>
+        <w:t xml:space="preserve"> </w:t>
+      </w:r>
+      <w:r>
+        <w:t xml:space="preserve">gives</w:t>
       </w:r>
       <w:r>
         <w:t xml:space="preserve"> </w:t>
@@ -16366,77 +17955,60 @@
           </m:dPr>
           <m:e>
             <m:r>
-              <m:t>ε</m:t>
+              <m:t>​</m:t>
             </m:r>
-          </m:e>
-        </m:d>
-        <m:r>
-          <m:t>​</m:t>
-        </m:r>
-        <m:r>
-          <m:rPr>
-            <m:sty m:val="p"/>
-          </m:rPr>
-          <m:t>=</m:t>
-        </m:r>
-        <m:r>
-          <m:t>0</m:t>
-        </m:r>
-      </m:oMath>
-      <w:r>
-        <w:t xml:space="preserve">.</w:t>
-      </w:r>
-    </w:p>
-    <w:p>
-      <w:pPr>
-        <w:numPr>
-          <w:ilvl w:val="0"/>
-          <w:numId w:val="1004"/>
-        </w:numPr>
-      </w:pPr>
-      <w:r>
-        <w:t xml:space="preserve">By</w:t>
-      </w:r>
-      <w:r>
-        <w:t xml:space="preserve"> </w:t>
-      </w:r>
-      <w:hyperlink w:anchor="thm-variance">
-        <w:r>
-          <w:rPr>
-            <w:rStyle w:val="Hyperlink"/>
-          </w:rPr>
-          <w:t xml:space="preserve">Theorem 2</w:t>
-        </w:r>
-      </w:hyperlink>
-      <w:r>
-        <w:t xml:space="preserve">,</w:t>
-      </w:r>
-      <w:r>
-        <w:t xml:space="preserve"> </w:t>
-      </w:r>
-      <m:oMath>
-        <m:r>
-          <m:rPr>
-            <m:sty m:val="p"/>
-          </m:rPr>
-          <m:t>E</m:t>
-        </m:r>
-        <m:r>
-          <m:t>​</m:t>
-        </m:r>
-        <m:d>
-          <m:dPr>
-            <m:begChr m:val="["/>
-            <m:sepChr m:val=""/>
-            <m:endChr m:val="]"/>
-            <m:grow/>
-          </m:dPr>
-          <m:e>
             <m:sSup>
               <m:e>
-                <m:r>
-                  <m:t>D</m:t>
-                </m:r>
+                <m:d>
+                  <m:dPr>
+                    <m:begChr m:val="("/>
+                    <m:sepChr m:val=""/>
+                    <m:endChr m:val=")"/>
+                    <m:grow/>
+                  </m:dPr>
+                  <m:e>
+                    <m:sSub>
+                      <m:e>
+                        <m:r>
+                          <m:t>e</m:t>
+                        </m:r>
+                      </m:e>
+                      <m:sub>
+                        <m:r>
+                          <m:t>f</m:t>
+                        </m:r>
+                      </m:sub>
+                    </m:sSub>
+                    <m:r>
+                      <m:t>​</m:t>
+                    </m:r>
+                    <m:d>
+                      <m:dPr>
+                        <m:begChr m:val="("/>
+                        <m:sepChr m:val=""/>
+                        <m:endChr m:val=")"/>
+                        <m:grow/>
+                      </m:dPr>
+                      <m:e>
+                        <m:sSub>
+                          <m:e>
+                            <m:r>
+                              <m:t>x</m:t>
+                            </m:r>
+                          </m:e>
+                          <m:sub>
+                            <m:r>
+                              <m:t>0</m:t>
+                            </m:r>
+                          </m:sub>
+                        </m:sSub>
+                      </m:e>
+                    </m:d>
+                    <m:r>
+                      <m:t>​</m:t>
+                    </m:r>
+                  </m:e>
+                </m:d>
               </m:e>
               <m:sup>
                 <m:r>
@@ -16444,6 +18016,9 @@
                 </m:r>
               </m:sup>
             </m:sSup>
+            <m:r>
+              <m:t>​</m:t>
+            </m:r>
           </m:e>
         </m:d>
         <m:r>
@@ -16472,142 +18047,18 @@
             <m:grow/>
           </m:dPr>
           <m:e>
-            <m:r>
-              <m:t>D</m:t>
-            </m:r>
-          </m:e>
-        </m:d>
-        <m:r>
-          <m:t>​</m:t>
-        </m:r>
-        <m:r>
-          <m:rPr>
-            <m:sty m:val="p"/>
-          </m:rPr>
-          <m:t>+</m:t>
-        </m:r>
-        <m:r>
-          <m:t>​</m:t>
-        </m:r>
-        <m:sSup>
-          <m:e>
-            <m:d>
-              <m:dPr>
-                <m:begChr m:val="("/>
-                <m:sepChr m:val=""/>
-                <m:endChr m:val=")"/>
-                <m:grow/>
-              </m:dPr>
+            <m:sSub>
               <m:e>
                 <m:r>
-                  <m:rPr>
-                    <m:sty m:val="p"/>
-                  </m:rPr>
-                  <m:t>E</m:t>
-                </m:r>
-                <m:r>
-                  <m:t>​</m:t>
-                </m:r>
-                <m:d>
-                  <m:dPr>
-                    <m:begChr m:val="["/>
-                    <m:sepChr m:val=""/>
-                    <m:endChr m:val="]"/>
-                    <m:grow/>
-                  </m:dPr>
-                  <m:e>
-                    <m:r>
-                      <m:t>D</m:t>
-                    </m:r>
-                  </m:e>
-                </m:d>
-                <m:r>
-                  <m:t>​</m:t>
+                  <m:t>e</m:t>
                 </m:r>
               </m:e>
-            </m:d>
-          </m:e>
-          <m:sup>
-            <m:r>
-              <m:t>2</m:t>
-            </m:r>
-          </m:sup>
-        </m:sSup>
-        <m:r>
-          <m:t>​</m:t>
-        </m:r>
-      </m:oMath>
-      <w:r>
-        <w:t xml:space="preserve">.</w:t>
-      </w:r>
-      <w:r>
-        <w:t xml:space="preserve"> </w:t>
-      </w:r>
-      <w:r>
-        <w:t xml:space="preserve">Here</w:t>
-      </w:r>
-      <w:r>
-        <w:t xml:space="preserve"> </w:t>
-      </w:r>
-      <m:oMath>
-        <m:r>
-          <m:rPr>
-            <m:sty m:val="p"/>
-          </m:rPr>
-          <m:t>Var</m:t>
-        </m:r>
-        <m:r>
-          <m:t>​</m:t>
-        </m:r>
-        <m:d>
-          <m:dPr>
-            <m:begChr m:val="("/>
-            <m:sepChr m:val=""/>
-            <m:endChr m:val=")"/>
-            <m:grow/>
-          </m:dPr>
-          <m:e>
-            <m:r>
-              <m:t>D</m:t>
-            </m:r>
-          </m:e>
-        </m:d>
-        <m:r>
-          <m:t>​</m:t>
-        </m:r>
-        <m:r>
-          <m:rPr>
-            <m:sty m:val="p"/>
-          </m:rPr>
-          <m:t>=</m:t>
-        </m:r>
-        <m:r>
-          <m:rPr>
-            <m:sty m:val="p"/>
-          </m:rPr>
-          <m:t>Var</m:t>
-        </m:r>
-        <m:r>
-          <m:t>​</m:t>
-        </m:r>
-        <m:d>
-          <m:dPr>
-            <m:begChr m:val="("/>
-            <m:sepChr m:val=""/>
-            <m:endChr m:val=")"/>
-            <m:grow/>
-          </m:dPr>
-          <m:e>
-            <m:acc>
-              <m:accPr>
-                <m:chr m:val="̂"/>
-              </m:accPr>
-              <m:e>
+              <m:sub>
                 <m:r>
                   <m:t>f</m:t>
                 </m:r>
-              </m:e>
-            </m:acc>
+              </m:sub>
+            </m:sSub>
             <m:r>
               <m:t>​</m:t>
             </m:r>
@@ -16641,309 +18092,12 @@
         <m:r>
           <m:t>​</m:t>
         </m:r>
-      </m:oMath>
-      <w:r>
-        <w:t xml:space="preserve">,</w:t>
-      </w:r>
-      <w:r>
-        <w:t xml:space="preserve"> </w:t>
-      </w:r>
-      <w:r>
-        <w:t xml:space="preserve">because</w:t>
-      </w:r>
-      <w:r>
-        <w:t xml:space="preserve"> </w:t>
-      </w:r>
-      <m:oMath>
-        <m:r>
-          <m:t>f</m:t>
-        </m:r>
-        <m:r>
-          <m:t>​</m:t>
-        </m:r>
-        <m:d>
-          <m:dPr>
-            <m:begChr m:val="("/>
-            <m:sepChr m:val=""/>
-            <m:endChr m:val=")"/>
-            <m:grow/>
-          </m:dPr>
-          <m:e>
-            <m:sSub>
-              <m:e>
-                <m:r>
-                  <m:t>x</m:t>
-                </m:r>
-              </m:e>
-              <m:sub>
-                <m:r>
-                  <m:t>0</m:t>
-                </m:r>
-              </m:sub>
-            </m:sSub>
-          </m:e>
-        </m:d>
-        <m:r>
-          <m:t>​</m:t>
-        </m:r>
-      </m:oMath>
-      <w:r>
-        <w:t xml:space="preserve"> </w:t>
-      </w:r>
-      <w:r>
-        <w:t xml:space="preserve">is a constant,</w:t>
-      </w:r>
-      <w:r>
-        <w:t xml:space="preserve"> </w:t>
-      </w:r>
-      <w:r>
-        <w:t xml:space="preserve">and</w:t>
-      </w:r>
-    </w:p>
-    <w:p>
-      <w:pPr>
-        <w:pStyle w:val="BodyText"/>
-      </w:pPr>
-      <m:oMathPara>
-        <m:oMathParaPr>
-          <m:jc m:val="center"/>
-        </m:oMathParaPr>
-        <m:oMath>
-          <m:eqArr>
-            <m:e>
-              <m:r>
-                <m:rPr>
-                  <m:sty m:val="p"/>
-                </m:rPr>
-                <m:t>E</m:t>
-              </m:r>
-              <m:r>
-                <m:t>​</m:t>
-              </m:r>
-              <m:d>
-                <m:dPr>
-                  <m:begChr m:val="["/>
-                  <m:sepChr m:val=""/>
-                  <m:endChr m:val="]"/>
-                  <m:grow/>
-                </m:dPr>
-                <m:e>
-                  <m:r>
-                    <m:t>D</m:t>
-                  </m:r>
-                </m:e>
-              </m:d>
-              <m:r>
-                <m:t>​</m:t>
-              </m:r>
-              <m:r>
-                <m:t>&amp;</m:t>
-              </m:r>
-              <m:r>
-                <m:rPr>
-                  <m:sty m:val="p"/>
-                </m:rPr>
-                <m:t>=</m:t>
-              </m:r>
-              <m:r>
-                <m:t>f</m:t>
-              </m:r>
-              <m:r>
-                <m:t>​</m:t>
-              </m:r>
-              <m:d>
-                <m:dPr>
-                  <m:begChr m:val="("/>
-                  <m:sepChr m:val=""/>
-                  <m:endChr m:val=")"/>
-                  <m:grow/>
-                </m:dPr>
-                <m:e>
-                  <m:sSub>
-                    <m:e>
-                      <m:r>
-                        <m:t>x</m:t>
-                      </m:r>
-                    </m:e>
-                    <m:sub>
-                      <m:r>
-                        <m:t>0</m:t>
-                      </m:r>
-                    </m:sub>
-                  </m:sSub>
-                </m:e>
-              </m:d>
-              <m:r>
-                <m:t>​</m:t>
-              </m:r>
-              <m:r>
-                <m:rPr>
-                  <m:sty m:val="p"/>
-                </m:rPr>
-                <m:t>−</m:t>
-              </m:r>
-              <m:r>
-                <m:rPr>
-                  <m:sty m:val="p"/>
-                </m:rPr>
-                <m:t>E</m:t>
-              </m:r>
-              <m:r>
-                <m:t>​</m:t>
-              </m:r>
-              <m:d>
-                <m:dPr>
-                  <m:begChr m:val="["/>
-                  <m:sepChr m:val=""/>
-                  <m:endChr m:val="]"/>
-                  <m:grow/>
-                </m:dPr>
-                <m:e>
-                  <m:acc>
-                    <m:accPr>
-                      <m:chr m:val="̂"/>
-                    </m:accPr>
-                    <m:e>
-                      <m:r>
-                        <m:t>f</m:t>
-                      </m:r>
-                    </m:e>
-                  </m:acc>
-                  <m:r>
-                    <m:t>​</m:t>
-                  </m:r>
-                  <m:d>
-                    <m:dPr>
-                      <m:begChr m:val="("/>
-                      <m:sepChr m:val=""/>
-                      <m:endChr m:val=")"/>
-                      <m:grow/>
-                    </m:dPr>
-                    <m:e>
-                      <m:sSub>
-                        <m:e>
-                          <m:r>
-                            <m:t>x</m:t>
-                          </m:r>
-                        </m:e>
-                        <m:sub>
-                          <m:r>
-                            <m:t>0</m:t>
-                          </m:r>
-                        </m:sub>
-                      </m:sSub>
-                    </m:e>
-                  </m:d>
-                  <m:r>
-                    <m:t>​</m:t>
-                  </m:r>
-                </m:e>
-              </m:d>
-              <m:r>
-                <m:t>​</m:t>
-              </m:r>
-            </m:e>
-            <m:e>
-              <m:r>
-                <m:t>&amp;</m:t>
-              </m:r>
-              <m:r>
-                <m:rPr>
-                  <m:sty m:val="p"/>
-                </m:rPr>
-                <m:t>=</m:t>
-              </m:r>
-              <m:r>
-                <m:rPr>
-                  <m:sty m:val="p"/>
-                </m:rPr>
-                <m:t>−</m:t>
-              </m:r>
-              <m:r>
-                <m:rPr>
-                  <m:sty m:val="p"/>
-                </m:rPr>
-                <m:t>Bias</m:t>
-              </m:r>
-              <m:r>
-                <m:t>​</m:t>
-              </m:r>
-              <m:d>
-                <m:dPr>
-                  <m:begChr m:val="("/>
-                  <m:sepChr m:val=""/>
-                  <m:endChr m:val=")"/>
-                  <m:grow/>
-                </m:dPr>
-                <m:e>
-                  <m:acc>
-                    <m:accPr>
-                      <m:chr m:val="̂"/>
-                    </m:accPr>
-                    <m:e>
-                      <m:r>
-                        <m:t>f</m:t>
-                      </m:r>
-                    </m:e>
-                  </m:acc>
-                  <m:r>
-                    <m:t>​</m:t>
-                  </m:r>
-                  <m:d>
-                    <m:dPr>
-                      <m:begChr m:val="("/>
-                      <m:sepChr m:val=""/>
-                      <m:endChr m:val=")"/>
-                      <m:grow/>
-                    </m:dPr>
-                    <m:e>
-                      <m:sSub>
-                        <m:e>
-                          <m:r>
-                            <m:t>x</m:t>
-                          </m:r>
-                        </m:e>
-                        <m:sub>
-                          <m:r>
-                            <m:t>0</m:t>
-                          </m:r>
-                        </m:sub>
-                      </m:sSub>
-                    </m:e>
-                  </m:d>
-                  <m:r>
-                    <m:t>​</m:t>
-                  </m:r>
-                </m:e>
-              </m:d>
-              <m:r>
-                <m:t>​</m:t>
-              </m:r>
-              <m:r>
-                <m:rPr>
-                  <m:sty m:val="p"/>
-                </m:rPr>
-                <m:t>,</m:t>
-              </m:r>
-            </m:e>
-          </m:eqArr>
-        </m:oMath>
-      </m:oMathPara>
-    </w:p>
-    <w:p>
-      <w:pPr>
-        <w:numPr>
-          <w:ilvl w:val="0"/>
-          <w:numId w:val="1000"/>
-        </w:numPr>
-      </w:pPr>
-      <w:r>
-        <w:t xml:space="preserve">so</w:t>
-      </w:r>
-      <w:r>
-        <w:t xml:space="preserve"> </w:t>
-      </w:r>
-      <m:oMath>
+        <m:r>
+          <m:rPr>
+            <m:sty m:val="p"/>
+          </m:rPr>
+          <m:t>+</m:t>
+        </m:r>
         <m:r>
           <m:t>​</m:t>
         </m:r>
@@ -16974,8 +18128,835 @@
                     <m:grow/>
                   </m:dPr>
                   <m:e>
+                    <m:sSub>
+                      <m:e>
+                        <m:r>
+                          <m:t>e</m:t>
+                        </m:r>
+                      </m:e>
+                      <m:sub>
+                        <m:r>
+                          <m:t>f</m:t>
+                        </m:r>
+                      </m:sub>
+                    </m:sSub>
                     <m:r>
-                      <m:t>D</m:t>
+                      <m:t>​</m:t>
+                    </m:r>
+                    <m:d>
+                      <m:dPr>
+                        <m:begChr m:val="("/>
+                        <m:sepChr m:val=""/>
+                        <m:endChr m:val=")"/>
+                        <m:grow/>
+                      </m:dPr>
+                      <m:e>
+                        <m:sSub>
+                          <m:e>
+                            <m:r>
+                              <m:t>x</m:t>
+                            </m:r>
+                          </m:e>
+                          <m:sub>
+                            <m:r>
+                              <m:t>0</m:t>
+                            </m:r>
+                          </m:sub>
+                        </m:sSub>
+                      </m:e>
+                    </m:d>
+                    <m:r>
+                      <m:t>​</m:t>
+                    </m:r>
+                  </m:e>
+                </m:d>
+                <m:r>
+                  <m:t>​</m:t>
+                </m:r>
+              </m:e>
+            </m:d>
+          </m:e>
+          <m:sup>
+            <m:r>
+              <m:t>2</m:t>
+            </m:r>
+          </m:sup>
+        </m:sSup>
+        <m:r>
+          <m:t>​</m:t>
+        </m:r>
+      </m:oMath>
+      <w:r>
+        <w:t xml:space="preserve">.</w:t>
+      </w:r>
+      <w:r>
+        <w:t xml:space="preserve"> </w:t>
+      </w:r>
+      <w:r>
+        <w:t xml:space="preserve">The mean of</w:t>
+      </w:r>
+      <w:r>
+        <w:t xml:space="preserve"> </w:t>
+      </w:r>
+      <m:oMath>
+        <m:sSub>
+          <m:e>
+            <m:r>
+              <m:t>e</m:t>
+            </m:r>
+          </m:e>
+          <m:sub>
+            <m:r>
+              <m:t>f</m:t>
+            </m:r>
+          </m:sub>
+        </m:sSub>
+        <m:r>
+          <m:t>​</m:t>
+        </m:r>
+        <m:d>
+          <m:dPr>
+            <m:begChr m:val="("/>
+            <m:sepChr m:val=""/>
+            <m:endChr m:val=")"/>
+            <m:grow/>
+          </m:dPr>
+          <m:e>
+            <m:sSub>
+              <m:e>
+                <m:r>
+                  <m:t>x</m:t>
+                </m:r>
+              </m:e>
+              <m:sub>
+                <m:r>
+                  <m:t>0</m:t>
+                </m:r>
+              </m:sub>
+            </m:sSub>
+          </m:e>
+        </m:d>
+        <m:r>
+          <m:t>​</m:t>
+        </m:r>
+      </m:oMath>
+      <w:r>
+        <w:t xml:space="preserve"> </w:t>
+      </w:r>
+      <w:r>
+        <w:t xml:space="preserve">is</w:t>
+      </w:r>
+    </w:p>
+    <w:p>
+      <w:pPr>
+        <w:pStyle w:val="BodyText"/>
+      </w:pPr>
+      <m:oMathPara>
+        <m:oMathParaPr>
+          <m:jc m:val="center"/>
+        </m:oMathParaPr>
+        <m:oMath>
+          <m:eqArr>
+            <m:e>
+              <m:r>
+                <m:rPr>
+                  <m:sty m:val="p"/>
+                </m:rPr>
+                <m:t>E</m:t>
+              </m:r>
+              <m:r>
+                <m:t>​</m:t>
+              </m:r>
+              <m:d>
+                <m:dPr>
+                  <m:begChr m:val="["/>
+                  <m:sepChr m:val=""/>
+                  <m:endChr m:val="]"/>
+                  <m:grow/>
+                </m:dPr>
+                <m:e>
+                  <m:sSub>
+                    <m:e>
+                      <m:r>
+                        <m:t>e</m:t>
+                      </m:r>
+                    </m:e>
+                    <m:sub>
+                      <m:r>
+                        <m:t>f</m:t>
+                      </m:r>
+                    </m:sub>
+                  </m:sSub>
+                  <m:r>
+                    <m:t>​</m:t>
+                  </m:r>
+                  <m:d>
+                    <m:dPr>
+                      <m:begChr m:val="("/>
+                      <m:sepChr m:val=""/>
+                      <m:endChr m:val=")"/>
+                      <m:grow/>
+                    </m:dPr>
+                    <m:e>
+                      <m:sSub>
+                        <m:e>
+                          <m:r>
+                            <m:t>x</m:t>
+                          </m:r>
+                        </m:e>
+                        <m:sub>
+                          <m:r>
+                            <m:t>0</m:t>
+                          </m:r>
+                        </m:sub>
+                      </m:sSub>
+                    </m:e>
+                  </m:d>
+                  <m:r>
+                    <m:t>​</m:t>
+                  </m:r>
+                </m:e>
+              </m:d>
+              <m:r>
+                <m:t>​</m:t>
+              </m:r>
+              <m:r>
+                <m:t>&amp;</m:t>
+              </m:r>
+              <m:r>
+                <m:rPr>
+                  <m:sty m:val="p"/>
+                </m:rPr>
+                <m:t>=</m:t>
+              </m:r>
+              <m:r>
+                <m:rPr>
+                  <m:sty m:val="p"/>
+                </m:rPr>
+                <m:t>E</m:t>
+              </m:r>
+              <m:r>
+                <m:t>​</m:t>
+              </m:r>
+              <m:d>
+                <m:dPr>
+                  <m:begChr m:val="["/>
+                  <m:sepChr m:val=""/>
+                  <m:endChr m:val="]"/>
+                  <m:grow/>
+                </m:dPr>
+                <m:e>
+                  <m:r>
+                    <m:t>f</m:t>
+                  </m:r>
+                  <m:r>
+                    <m:t>​</m:t>
+                  </m:r>
+                  <m:d>
+                    <m:dPr>
+                      <m:begChr m:val="("/>
+                      <m:sepChr m:val=""/>
+                      <m:endChr m:val=")"/>
+                      <m:grow/>
+                    </m:dPr>
+                    <m:e>
+                      <m:sSub>
+                        <m:e>
+                          <m:r>
+                            <m:t>x</m:t>
+                          </m:r>
+                        </m:e>
+                        <m:sub>
+                          <m:r>
+                            <m:t>0</m:t>
+                          </m:r>
+                        </m:sub>
+                      </m:sSub>
+                    </m:e>
+                  </m:d>
+                  <m:r>
+                    <m:t>​</m:t>
+                  </m:r>
+                </m:e>
+              </m:d>
+              <m:r>
+                <m:t>​</m:t>
+              </m:r>
+              <m:r>
+                <m:rPr>
+                  <m:sty m:val="p"/>
+                </m:rPr>
+                <m:t>−</m:t>
+              </m:r>
+              <m:r>
+                <m:rPr>
+                  <m:sty m:val="p"/>
+                </m:rPr>
+                <m:t>E</m:t>
+              </m:r>
+              <m:r>
+                <m:t>​</m:t>
+              </m:r>
+              <m:d>
+                <m:dPr>
+                  <m:begChr m:val="["/>
+                  <m:sepChr m:val=""/>
+                  <m:endChr m:val="]"/>
+                  <m:grow/>
+                </m:dPr>
+                <m:e>
+                  <m:acc>
+                    <m:accPr>
+                      <m:chr m:val="̂"/>
+                    </m:accPr>
+                    <m:e>
+                      <m:r>
+                        <m:t>f</m:t>
+                      </m:r>
+                    </m:e>
+                  </m:acc>
+                  <m:r>
+                    <m:t>​</m:t>
+                  </m:r>
+                  <m:d>
+                    <m:dPr>
+                      <m:begChr m:val="("/>
+                      <m:sepChr m:val=""/>
+                      <m:endChr m:val=")"/>
+                      <m:grow/>
+                    </m:dPr>
+                    <m:e>
+                      <m:sSub>
+                        <m:e>
+                          <m:r>
+                            <m:t>x</m:t>
+                          </m:r>
+                        </m:e>
+                        <m:sub>
+                          <m:r>
+                            <m:t>0</m:t>
+                          </m:r>
+                        </m:sub>
+                      </m:sSub>
+                    </m:e>
+                  </m:d>
+                  <m:r>
+                    <m:t>​</m:t>
+                  </m:r>
+                </m:e>
+              </m:d>
+              <m:r>
+                <m:t>​</m:t>
+              </m:r>
+              <m:r>
+                <m:t>&amp;</m:t>
+              </m:r>
+              <m:r>
+                <m:t>&amp;</m:t>
+              </m:r>
+              <m:r>
+                <m:rPr>
+                  <m:nor/>
+                  <m:sty m:val="p"/>
+                </m:rPr>
+                <m:t>(expectation of a difference)</m:t>
+              </m:r>
+            </m:e>
+            <m:e>
+              <m:r>
+                <m:t>&amp;</m:t>
+              </m:r>
+              <m:r>
+                <m:rPr>
+                  <m:sty m:val="p"/>
+                </m:rPr>
+                <m:t>=</m:t>
+              </m:r>
+              <m:r>
+                <m:t>f</m:t>
+              </m:r>
+              <m:r>
+                <m:t>​</m:t>
+              </m:r>
+              <m:d>
+                <m:dPr>
+                  <m:begChr m:val="("/>
+                  <m:sepChr m:val=""/>
+                  <m:endChr m:val=")"/>
+                  <m:grow/>
+                </m:dPr>
+                <m:e>
+                  <m:sSub>
+                    <m:e>
+                      <m:r>
+                        <m:t>x</m:t>
+                      </m:r>
+                    </m:e>
+                    <m:sub>
+                      <m:r>
+                        <m:t>0</m:t>
+                      </m:r>
+                    </m:sub>
+                  </m:sSub>
+                </m:e>
+              </m:d>
+              <m:r>
+                <m:t>​</m:t>
+              </m:r>
+              <m:r>
+                <m:rPr>
+                  <m:sty m:val="p"/>
+                </m:rPr>
+                <m:t>−</m:t>
+              </m:r>
+              <m:r>
+                <m:rPr>
+                  <m:sty m:val="p"/>
+                </m:rPr>
+                <m:t>E</m:t>
+              </m:r>
+              <m:r>
+                <m:t>​</m:t>
+              </m:r>
+              <m:d>
+                <m:dPr>
+                  <m:begChr m:val="["/>
+                  <m:sepChr m:val=""/>
+                  <m:endChr m:val="]"/>
+                  <m:grow/>
+                </m:dPr>
+                <m:e>
+                  <m:acc>
+                    <m:accPr>
+                      <m:chr m:val="̂"/>
+                    </m:accPr>
+                    <m:e>
+                      <m:r>
+                        <m:t>f</m:t>
+                      </m:r>
+                    </m:e>
+                  </m:acc>
+                  <m:r>
+                    <m:t>​</m:t>
+                  </m:r>
+                  <m:d>
+                    <m:dPr>
+                      <m:begChr m:val="("/>
+                      <m:sepChr m:val=""/>
+                      <m:endChr m:val=")"/>
+                      <m:grow/>
+                    </m:dPr>
+                    <m:e>
+                      <m:sSub>
+                        <m:e>
+                          <m:r>
+                            <m:t>x</m:t>
+                          </m:r>
+                        </m:e>
+                        <m:sub>
+                          <m:r>
+                            <m:t>0</m:t>
+                          </m:r>
+                        </m:sub>
+                      </m:sSub>
+                    </m:e>
+                  </m:d>
+                  <m:r>
+                    <m:t>​</m:t>
+                  </m:r>
+                </m:e>
+              </m:d>
+              <m:r>
+                <m:t>​</m:t>
+              </m:r>
+              <m:r>
+                <m:t>&amp;</m:t>
+              </m:r>
+              <m:r>
+                <m:t>&amp;</m:t>
+              </m:r>
+              <m:r>
+                <m:rPr>
+                  <m:nor/>
+                  <m:sty m:val="p"/>
+                </m:rPr>
+                <m:t>(</m:t>
+              </m:r>
+              <m:r>
+                <m:t>f</m:t>
+              </m:r>
+              <m:r>
+                <m:t>​</m:t>
+              </m:r>
+              <m:d>
+                <m:dPr>
+                  <m:begChr m:val="("/>
+                  <m:sepChr m:val=""/>
+                  <m:endChr m:val=")"/>
+                  <m:grow/>
+                </m:dPr>
+                <m:e>
+                  <m:sSub>
+                    <m:e>
+                      <m:r>
+                        <m:t>x</m:t>
+                      </m:r>
+                    </m:e>
+                    <m:sub>
+                      <m:r>
+                        <m:t>0</m:t>
+                      </m:r>
+                    </m:sub>
+                  </m:sSub>
+                </m:e>
+              </m:d>
+              <m:r>
+                <m:t>​</m:t>
+              </m:r>
+              <m:r>
+                <m:rPr>
+                  <m:nor/>
+                  <m:sty m:val="p"/>
+                </m:rPr>
+                <m:t> is a constant)</m:t>
+              </m:r>
+            </m:e>
+            <m:e>
+              <m:r>
+                <m:t>&amp;</m:t>
+              </m:r>
+              <m:r>
+                <m:rPr>
+                  <m:sty m:val="p"/>
+                </m:rPr>
+                <m:t>=</m:t>
+              </m:r>
+              <m:r>
+                <m:rPr>
+                  <m:sty m:val="p"/>
+                </m:rPr>
+                <m:t>−</m:t>
+              </m:r>
+              <m:r>
+                <m:t>​</m:t>
+              </m:r>
+              <m:d>
+                <m:dPr>
+                  <m:begChr m:val="("/>
+                  <m:sepChr m:val=""/>
+                  <m:endChr m:val=")"/>
+                  <m:grow/>
+                </m:dPr>
+                <m:e>
+                  <m:r>
+                    <m:rPr>
+                      <m:sty m:val="p"/>
+                    </m:rPr>
+                    <m:t>E</m:t>
+                  </m:r>
+                  <m:r>
+                    <m:t>​</m:t>
+                  </m:r>
+                  <m:d>
+                    <m:dPr>
+                      <m:begChr m:val="["/>
+                      <m:sepChr m:val=""/>
+                      <m:endChr m:val="]"/>
+                      <m:grow/>
+                    </m:dPr>
+                    <m:e>
+                      <m:acc>
+                        <m:accPr>
+                          <m:chr m:val="̂"/>
+                        </m:accPr>
+                        <m:e>
+                          <m:r>
+                            <m:t>f</m:t>
+                          </m:r>
+                        </m:e>
+                      </m:acc>
+                      <m:r>
+                        <m:t>​</m:t>
+                      </m:r>
+                      <m:d>
+                        <m:dPr>
+                          <m:begChr m:val="("/>
+                          <m:sepChr m:val=""/>
+                          <m:endChr m:val=")"/>
+                          <m:grow/>
+                        </m:dPr>
+                        <m:e>
+                          <m:sSub>
+                            <m:e>
+                              <m:r>
+                                <m:t>x</m:t>
+                              </m:r>
+                            </m:e>
+                            <m:sub>
+                              <m:r>
+                                <m:t>0</m:t>
+                              </m:r>
+                            </m:sub>
+                          </m:sSub>
+                        </m:e>
+                      </m:d>
+                      <m:r>
+                        <m:t>​</m:t>
+                      </m:r>
+                    </m:e>
+                  </m:d>
+                  <m:r>
+                    <m:t>​</m:t>
+                  </m:r>
+                  <m:r>
+                    <m:rPr>
+                      <m:sty m:val="p"/>
+                    </m:rPr>
+                    <m:t>−</m:t>
+                  </m:r>
+                  <m:r>
+                    <m:t>f</m:t>
+                  </m:r>
+                  <m:r>
+                    <m:t>​</m:t>
+                  </m:r>
+                  <m:d>
+                    <m:dPr>
+                      <m:begChr m:val="("/>
+                      <m:sepChr m:val=""/>
+                      <m:endChr m:val=")"/>
+                      <m:grow/>
+                    </m:dPr>
+                    <m:e>
+                      <m:sSub>
+                        <m:e>
+                          <m:r>
+                            <m:t>x</m:t>
+                          </m:r>
+                        </m:e>
+                        <m:sub>
+                          <m:r>
+                            <m:t>0</m:t>
+                          </m:r>
+                        </m:sub>
+                      </m:sSub>
+                    </m:e>
+                  </m:d>
+                  <m:r>
+                    <m:t>​</m:t>
+                  </m:r>
+                </m:e>
+              </m:d>
+              <m:r>
+                <m:t>​</m:t>
+              </m:r>
+              <m:r>
+                <m:t>&amp;</m:t>
+              </m:r>
+              <m:r>
+                <m:t>&amp;</m:t>
+              </m:r>
+              <m:r>
+                <m:rPr>
+                  <m:nor/>
+                  <m:sty m:val="p"/>
+                </m:rPr>
+                <m:t>(factor out </m:t>
+              </m:r>
+              <m:r>
+                <m:rPr>
+                  <m:sty m:val="p"/>
+                </m:rPr>
+                <m:t>−</m:t>
+              </m:r>
+              <m:r>
+                <m:t>1</m:t>
+              </m:r>
+              <m:r>
+                <m:rPr>
+                  <m:nor/>
+                  <m:sty m:val="p"/>
+                </m:rPr>
+                <m:t>)</m:t>
+              </m:r>
+            </m:e>
+            <m:e>
+              <m:r>
+                <m:t>&amp;</m:t>
+              </m:r>
+              <m:r>
+                <m:rPr>
+                  <m:sty m:val="p"/>
+                </m:rPr>
+                <m:t>=</m:t>
+              </m:r>
+              <m:r>
+                <m:rPr>
+                  <m:sty m:val="p"/>
+                </m:rPr>
+                <m:t>−</m:t>
+              </m:r>
+              <m:r>
+                <m:rPr>
+                  <m:sty m:val="p"/>
+                </m:rPr>
+                <m:t>Bias</m:t>
+              </m:r>
+              <m:r>
+                <m:t>​</m:t>
+              </m:r>
+              <m:d>
+                <m:dPr>
+                  <m:begChr m:val="("/>
+                  <m:sepChr m:val=""/>
+                  <m:endChr m:val=")"/>
+                  <m:grow/>
+                </m:dPr>
+                <m:e>
+                  <m:acc>
+                    <m:accPr>
+                      <m:chr m:val="̂"/>
+                    </m:accPr>
+                    <m:e>
+                      <m:r>
+                        <m:t>f</m:t>
+                      </m:r>
+                    </m:e>
+                  </m:acc>
+                  <m:r>
+                    <m:t>​</m:t>
+                  </m:r>
+                  <m:d>
+                    <m:dPr>
+                      <m:begChr m:val="("/>
+                      <m:sepChr m:val=""/>
+                      <m:endChr m:val=")"/>
+                      <m:grow/>
+                    </m:dPr>
+                    <m:e>
+                      <m:sSub>
+                        <m:e>
+                          <m:r>
+                            <m:t>x</m:t>
+                          </m:r>
+                        </m:e>
+                        <m:sub>
+                          <m:r>
+                            <m:t>0</m:t>
+                          </m:r>
+                        </m:sub>
+                      </m:sSub>
+                    </m:e>
+                  </m:d>
+                  <m:r>
+                    <m:t>​</m:t>
+                  </m:r>
+                </m:e>
+              </m:d>
+              <m:r>
+                <m:t>​</m:t>
+              </m:r>
+              <m:r>
+                <m:t>&amp;</m:t>
+              </m:r>
+              <m:r>
+                <m:t>&amp;</m:t>
+              </m:r>
+              <m:r>
+                <m:rPr>
+                  <m:nor/>
+                  <m:sty m:val="p"/>
+                </m:rPr>
+                <m:t>(definition of bias)</m:t>
+              </m:r>
+            </m:e>
+          </m:eqArr>
+        </m:oMath>
+      </m:oMathPara>
+    </w:p>
+    <w:p>
+      <w:pPr>
+        <w:numPr>
+          <w:ilvl w:val="0"/>
+          <w:numId w:val="1000"/>
+        </w:numPr>
+      </w:pPr>
+      <w:r>
+        <w:t xml:space="preserve">so</w:t>
+      </w:r>
+      <w:r>
+        <w:t xml:space="preserve"> </w:t>
+      </w:r>
+      <m:oMath>
+        <m:r>
+          <m:t>​</m:t>
+        </m:r>
+        <m:sSup>
+          <m:e>
+            <m:d>
+              <m:dPr>
+                <m:begChr m:val="("/>
+                <m:sepChr m:val=""/>
+                <m:endChr m:val=")"/>
+                <m:grow/>
+              </m:dPr>
+              <m:e>
+                <m:r>
+                  <m:rPr>
+                    <m:sty m:val="p"/>
+                  </m:rPr>
+                  <m:t>E</m:t>
+                </m:r>
+                <m:r>
+                  <m:t>​</m:t>
+                </m:r>
+                <m:d>
+                  <m:dPr>
+                    <m:begChr m:val="["/>
+                    <m:sepChr m:val=""/>
+                    <m:endChr m:val="]"/>
+                    <m:grow/>
+                  </m:dPr>
+                  <m:e>
+                    <m:sSub>
+                      <m:e>
+                        <m:r>
+                          <m:t>e</m:t>
+                        </m:r>
+                      </m:e>
+                      <m:sub>
+                        <m:r>
+                          <m:t>f</m:t>
+                        </m:r>
+                      </m:sub>
+                    </m:sSub>
+                    <m:r>
+                      <m:t>​</m:t>
+                    </m:r>
+                    <m:d>
+                      <m:dPr>
+                        <m:begChr m:val="("/>
+                        <m:sepChr m:val=""/>
+                        <m:endChr m:val=")"/>
+                        <m:grow/>
+                      </m:dPr>
+                      <m:e>
+                        <m:sSub>
+                          <m:e>
+                            <m:r>
+                              <m:t>x</m:t>
+                            </m:r>
+                          </m:e>
+                          <m:sub>
+                            <m:r>
+                              <m:t>0</m:t>
+                            </m:r>
+                          </m:sub>
+                        </m:sSub>
+                      </m:e>
+                    </m:d>
+                    <m:r>
+                      <m:t>​</m:t>
                     </m:r>
                   </m:e>
                 </m:d>
@@ -17087,21 +19068,1736 @@
         </m:r>
       </m:oMath>
       <w:r>
+        <w:t xml:space="preserve">,</w:t>
+      </w:r>
+      <w:r>
+        <w:t xml:space="preserve"> </w:t>
+      </w:r>
+      <w:r>
+        <w:t xml:space="preserve">because</w:t>
+      </w:r>
+      <w:r>
+        <w:t xml:space="preserve"> </w:t>
+      </w:r>
+      <m:oMath>
+        <m:r>
+          <m:t>​</m:t>
+        </m:r>
+        <m:sSup>
+          <m:e>
+            <m:d>
+              <m:dPr>
+                <m:begChr m:val="("/>
+                <m:sepChr m:val=""/>
+                <m:endChr m:val=")"/>
+                <m:grow/>
+              </m:dPr>
+              <m:e>
+                <m:r>
+                  <m:t>​</m:t>
+                </m:r>
+                <m:d>
+                  <m:dPr>
+                    <m:begChr m:val="("/>
+                    <m:sepChr m:val=""/>
+                    <m:endChr m:val=")"/>
+                    <m:grow/>
+                  </m:dPr>
+                  <m:e>
+                    <m:r>
+                      <m:rPr>
+                        <m:sty m:val="p"/>
+                      </m:rPr>
+                      <m:t>−</m:t>
+                    </m:r>
+                    <m:r>
+                      <m:t>a</m:t>
+                    </m:r>
+                  </m:e>
+                </m:d>
+                <m:r>
+                  <m:t>​</m:t>
+                </m:r>
+              </m:e>
+            </m:d>
+          </m:e>
+          <m:sup>
+            <m:r>
+              <m:t>2</m:t>
+            </m:r>
+          </m:sup>
+        </m:sSup>
+        <m:r>
+          <m:t>​</m:t>
+        </m:r>
+        <m:r>
+          <m:rPr>
+            <m:sty m:val="p"/>
+          </m:rPr>
+          <m:t>=</m:t>
+        </m:r>
+        <m:r>
+          <m:t>​</m:t>
+        </m:r>
+        <m:sSup>
+          <m:e>
+            <m:d>
+              <m:dPr>
+                <m:begChr m:val="("/>
+                <m:sepChr m:val=""/>
+                <m:endChr m:val=")"/>
+                <m:grow/>
+              </m:dPr>
+              <m:e>
+                <m:r>
+                  <m:t>a</m:t>
+                </m:r>
+              </m:e>
+            </m:d>
+          </m:e>
+          <m:sup>
+            <m:r>
+              <m:t>2</m:t>
+            </m:r>
+          </m:sup>
+        </m:sSup>
+        <m:r>
+          <m:t>​</m:t>
+        </m:r>
+      </m:oMath>
+      <w:r>
         <w:t xml:space="preserve">.</w:t>
       </w:r>
+      <w:r>
+        <w:t xml:space="preserve"> </w:t>
+      </w:r>
+      <w:r>
+        <w:t xml:space="preserve">The variance of</w:t>
+      </w:r>
+      <w:r>
+        <w:t xml:space="preserve"> </w:t>
+      </w:r>
+      <m:oMath>
+        <m:sSub>
+          <m:e>
+            <m:r>
+              <m:t>e</m:t>
+            </m:r>
+          </m:e>
+          <m:sub>
+            <m:r>
+              <m:t>f</m:t>
+            </m:r>
+          </m:sub>
+        </m:sSub>
+        <m:r>
+          <m:t>​</m:t>
+        </m:r>
+        <m:d>
+          <m:dPr>
+            <m:begChr m:val="("/>
+            <m:sepChr m:val=""/>
+            <m:endChr m:val=")"/>
+            <m:grow/>
+          </m:dPr>
+          <m:e>
+            <m:sSub>
+              <m:e>
+                <m:r>
+                  <m:t>x</m:t>
+                </m:r>
+              </m:e>
+              <m:sub>
+                <m:r>
+                  <m:t>0</m:t>
+                </m:r>
+              </m:sub>
+            </m:sSub>
+          </m:e>
+        </m:d>
+        <m:r>
+          <m:t>​</m:t>
+        </m:r>
+      </m:oMath>
+      <w:r>
+        <w:t xml:space="preserve"> </w:t>
+      </w:r>
+      <w:r>
+        <w:t xml:space="preserve">is</w:t>
+      </w:r>
+    </w:p>
+    <w:p>
+      <w:pPr>
+        <w:pStyle w:val="BodyText"/>
+      </w:pPr>
+      <m:oMathPara>
+        <m:oMathParaPr>
+          <m:jc m:val="center"/>
+        </m:oMathParaPr>
+        <m:oMath>
+          <m:eqArr>
+            <m:e>
+              <m:r>
+                <m:rPr>
+                  <m:sty m:val="p"/>
+                </m:rPr>
+                <m:t>Var</m:t>
+              </m:r>
+              <m:r>
+                <m:t>​</m:t>
+              </m:r>
+              <m:d>
+                <m:dPr>
+                  <m:begChr m:val="("/>
+                  <m:sepChr m:val=""/>
+                  <m:endChr m:val=")"/>
+                  <m:grow/>
+                </m:dPr>
+                <m:e>
+                  <m:sSub>
+                    <m:e>
+                      <m:r>
+                        <m:t>e</m:t>
+                      </m:r>
+                    </m:e>
+                    <m:sub>
+                      <m:r>
+                        <m:t>f</m:t>
+                      </m:r>
+                    </m:sub>
+                  </m:sSub>
+                  <m:r>
+                    <m:t>​</m:t>
+                  </m:r>
+                  <m:d>
+                    <m:dPr>
+                      <m:begChr m:val="("/>
+                      <m:sepChr m:val=""/>
+                      <m:endChr m:val=")"/>
+                      <m:grow/>
+                    </m:dPr>
+                    <m:e>
+                      <m:sSub>
+                        <m:e>
+                          <m:r>
+                            <m:t>x</m:t>
+                          </m:r>
+                        </m:e>
+                        <m:sub>
+                          <m:r>
+                            <m:t>0</m:t>
+                          </m:r>
+                        </m:sub>
+                      </m:sSub>
+                    </m:e>
+                  </m:d>
+                  <m:r>
+                    <m:t>​</m:t>
+                  </m:r>
+                </m:e>
+              </m:d>
+              <m:r>
+                <m:t>​</m:t>
+              </m:r>
+              <m:r>
+                <m:t>&amp;</m:t>
+              </m:r>
+              <m:r>
+                <m:rPr>
+                  <m:sty m:val="p"/>
+                </m:rPr>
+                <m:t>=</m:t>
+              </m:r>
+              <m:r>
+                <m:rPr>
+                  <m:sty m:val="p"/>
+                </m:rPr>
+                <m:t>E</m:t>
+              </m:r>
+              <m:r>
+                <m:t>​</m:t>
+              </m:r>
+              <m:d>
+                <m:dPr>
+                  <m:begChr m:val="["/>
+                  <m:sepChr m:val=""/>
+                  <m:endChr m:val="]"/>
+                  <m:grow/>
+                </m:dPr>
+                <m:e>
+                  <m:r>
+                    <m:t>​</m:t>
+                  </m:r>
+                  <m:sSup>
+                    <m:e>
+                      <m:d>
+                        <m:dPr>
+                          <m:begChr m:val="("/>
+                          <m:sepChr m:val=""/>
+                          <m:endChr m:val=")"/>
+                          <m:grow/>
+                        </m:dPr>
+                        <m:e>
+                          <m:r>
+                            <m:t>​</m:t>
+                          </m:r>
+                          <m:d>
+                            <m:dPr>
+                              <m:begChr m:val="("/>
+                              <m:sepChr m:val=""/>
+                              <m:endChr m:val=")"/>
+                              <m:grow/>
+                            </m:dPr>
+                            <m:e>
+                              <m:sSub>
+                                <m:e>
+                                  <m:r>
+                                    <m:t>e</m:t>
+                                  </m:r>
+                                </m:e>
+                                <m:sub>
+                                  <m:r>
+                                    <m:t>f</m:t>
+                                  </m:r>
+                                </m:sub>
+                              </m:sSub>
+                              <m:r>
+                                <m:t>​</m:t>
+                              </m:r>
+                              <m:d>
+                                <m:dPr>
+                                  <m:begChr m:val="("/>
+                                  <m:sepChr m:val=""/>
+                                  <m:endChr m:val=")"/>
+                                  <m:grow/>
+                                </m:dPr>
+                                <m:e>
+                                  <m:sSub>
+                                    <m:e>
+                                      <m:r>
+                                        <m:t>x</m:t>
+                                      </m:r>
+                                    </m:e>
+                                    <m:sub>
+                                      <m:r>
+                                        <m:t>0</m:t>
+                                      </m:r>
+                                    </m:sub>
+                                  </m:sSub>
+                                </m:e>
+                              </m:d>
+                              <m:r>
+                                <m:t>​</m:t>
+                              </m:r>
+                              <m:r>
+                                <m:rPr>
+                                  <m:sty m:val="p"/>
+                                </m:rPr>
+                                <m:t>−</m:t>
+                              </m:r>
+                              <m:r>
+                                <m:rPr>
+                                  <m:sty m:val="p"/>
+                                </m:rPr>
+                                <m:t>E</m:t>
+                              </m:r>
+                              <m:r>
+                                <m:t>​</m:t>
+                              </m:r>
+                              <m:d>
+                                <m:dPr>
+                                  <m:begChr m:val="["/>
+                                  <m:sepChr m:val=""/>
+                                  <m:endChr m:val="]"/>
+                                  <m:grow/>
+                                </m:dPr>
+                                <m:e>
+                                  <m:sSub>
+                                    <m:e>
+                                      <m:r>
+                                        <m:t>e</m:t>
+                                      </m:r>
+                                    </m:e>
+                                    <m:sub>
+                                      <m:r>
+                                        <m:t>f</m:t>
+                                      </m:r>
+                                    </m:sub>
+                                  </m:sSub>
+                                  <m:r>
+                                    <m:t>​</m:t>
+                                  </m:r>
+                                  <m:d>
+                                    <m:dPr>
+                                      <m:begChr m:val="("/>
+                                      <m:sepChr m:val=""/>
+                                      <m:endChr m:val=")"/>
+                                      <m:grow/>
+                                    </m:dPr>
+                                    <m:e>
+                                      <m:sSub>
+                                        <m:e>
+                                          <m:r>
+                                            <m:t>x</m:t>
+                                          </m:r>
+                                        </m:e>
+                                        <m:sub>
+                                          <m:r>
+                                            <m:t>0</m:t>
+                                          </m:r>
+                                        </m:sub>
+                                      </m:sSub>
+                                    </m:e>
+                                  </m:d>
+                                  <m:r>
+                                    <m:t>​</m:t>
+                                  </m:r>
+                                </m:e>
+                              </m:d>
+                              <m:r>
+                                <m:t>​</m:t>
+                              </m:r>
+                            </m:e>
+                          </m:d>
+                          <m:r>
+                            <m:t>​</m:t>
+                          </m:r>
+                        </m:e>
+                      </m:d>
+                    </m:e>
+                    <m:sup>
+                      <m:r>
+                        <m:t>2</m:t>
+                      </m:r>
+                    </m:sup>
+                  </m:sSup>
+                  <m:r>
+                    <m:t>​</m:t>
+                  </m:r>
+                </m:e>
+              </m:d>
+              <m:r>
+                <m:t>​</m:t>
+              </m:r>
+              <m:r>
+                <m:t>&amp;</m:t>
+              </m:r>
+              <m:r>
+                <m:t>&amp;</m:t>
+              </m:r>
+              <m:r>
+                <m:rPr>
+                  <m:nor/>
+                  <m:sty m:val="p"/>
+                </m:rPr>
+                <m:t>(definition of variance)</m:t>
+              </m:r>
+            </m:e>
+            <m:e>
+              <m:r>
+                <m:t>&amp;</m:t>
+              </m:r>
+              <m:r>
+                <m:rPr>
+                  <m:sty m:val="p"/>
+                </m:rPr>
+                <m:t>=</m:t>
+              </m:r>
+              <m:r>
+                <m:rPr>
+                  <m:sty m:val="p"/>
+                </m:rPr>
+                <m:t>E</m:t>
+              </m:r>
+              <m:r>
+                <m:t>​</m:t>
+              </m:r>
+              <m:d>
+                <m:dPr>
+                  <m:begChr m:val="["/>
+                  <m:sepChr m:val=""/>
+                  <m:endChr m:val="]"/>
+                  <m:grow/>
+                </m:dPr>
+                <m:e>
+                  <m:r>
+                    <m:t>​</m:t>
+                  </m:r>
+                  <m:sSup>
+                    <m:e>
+                      <m:d>
+                        <m:dPr>
+                          <m:begChr m:val="("/>
+                          <m:sepChr m:val=""/>
+                          <m:endChr m:val=")"/>
+                          <m:grow/>
+                        </m:dPr>
+                        <m:e>
+                          <m:r>
+                            <m:t>​</m:t>
+                          </m:r>
+                          <m:d>
+                            <m:dPr>
+                              <m:begChr m:val="("/>
+                              <m:sepChr m:val=""/>
+                              <m:endChr m:val=")"/>
+                              <m:grow/>
+                            </m:dPr>
+                            <m:e>
+                              <m:r>
+                                <m:rPr>
+                                  <m:sty m:val="p"/>
+                                </m:rPr>
+                                <m:t>−</m:t>
+                              </m:r>
+                              <m:r>
+                                <m:t>​</m:t>
+                              </m:r>
+                              <m:d>
+                                <m:dPr>
+                                  <m:begChr m:val="("/>
+                                  <m:sepChr m:val=""/>
+                                  <m:endChr m:val=")"/>
+                                  <m:grow/>
+                                </m:dPr>
+                                <m:e>
+                                  <m:acc>
+                                    <m:accPr>
+                                      <m:chr m:val="̂"/>
+                                    </m:accPr>
+                                    <m:e>
+                                      <m:r>
+                                        <m:t>f</m:t>
+                                      </m:r>
+                                    </m:e>
+                                  </m:acc>
+                                  <m:r>
+                                    <m:t>​</m:t>
+                                  </m:r>
+                                  <m:d>
+                                    <m:dPr>
+                                      <m:begChr m:val="("/>
+                                      <m:sepChr m:val=""/>
+                                      <m:endChr m:val=")"/>
+                                      <m:grow/>
+                                    </m:dPr>
+                                    <m:e>
+                                      <m:sSub>
+                                        <m:e>
+                                          <m:r>
+                                            <m:t>x</m:t>
+                                          </m:r>
+                                        </m:e>
+                                        <m:sub>
+                                          <m:r>
+                                            <m:t>0</m:t>
+                                          </m:r>
+                                        </m:sub>
+                                      </m:sSub>
+                                    </m:e>
+                                  </m:d>
+                                  <m:r>
+                                    <m:t>​</m:t>
+                                  </m:r>
+                                  <m:r>
+                                    <m:rPr>
+                                      <m:sty m:val="p"/>
+                                    </m:rPr>
+                                    <m:t>−</m:t>
+                                  </m:r>
+                                  <m:r>
+                                    <m:rPr>
+                                      <m:sty m:val="p"/>
+                                    </m:rPr>
+                                    <m:t>E</m:t>
+                                  </m:r>
+                                  <m:r>
+                                    <m:t>​</m:t>
+                                  </m:r>
+                                  <m:d>
+                                    <m:dPr>
+                                      <m:begChr m:val="["/>
+                                      <m:sepChr m:val=""/>
+                                      <m:endChr m:val="]"/>
+                                      <m:grow/>
+                                    </m:dPr>
+                                    <m:e>
+                                      <m:acc>
+                                        <m:accPr>
+                                          <m:chr m:val="̂"/>
+                                        </m:accPr>
+                                        <m:e>
+                                          <m:r>
+                                            <m:t>f</m:t>
+                                          </m:r>
+                                        </m:e>
+                                      </m:acc>
+                                      <m:r>
+                                        <m:t>​</m:t>
+                                      </m:r>
+                                      <m:d>
+                                        <m:dPr>
+                                          <m:begChr m:val="("/>
+                                          <m:sepChr m:val=""/>
+                                          <m:endChr m:val=")"/>
+                                          <m:grow/>
+                                        </m:dPr>
+                                        <m:e>
+                                          <m:sSub>
+                                            <m:e>
+                                              <m:r>
+                                                <m:t>x</m:t>
+                                              </m:r>
+                                            </m:e>
+                                            <m:sub>
+                                              <m:r>
+                                                <m:t>0</m:t>
+                                              </m:r>
+                                            </m:sub>
+                                          </m:sSub>
+                                        </m:e>
+                                      </m:d>
+                                      <m:r>
+                                        <m:t>​</m:t>
+                                      </m:r>
+                                    </m:e>
+                                  </m:d>
+                                  <m:r>
+                                    <m:t>​</m:t>
+                                  </m:r>
+                                </m:e>
+                              </m:d>
+                              <m:r>
+                                <m:t>​</m:t>
+                              </m:r>
+                            </m:e>
+                          </m:d>
+                          <m:r>
+                            <m:t>​</m:t>
+                          </m:r>
+                        </m:e>
+                      </m:d>
+                    </m:e>
+                    <m:sup>
+                      <m:r>
+                        <m:t>2</m:t>
+                      </m:r>
+                    </m:sup>
+                  </m:sSup>
+                  <m:r>
+                    <m:t>​</m:t>
+                  </m:r>
+                </m:e>
+              </m:d>
+              <m:r>
+                <m:t>​</m:t>
+              </m:r>
+              <m:r>
+                <m:t>&amp;</m:t>
+              </m:r>
+              <m:r>
+                <m:t>&amp;</m:t>
+              </m:r>
+              <m:r>
+                <m:rPr>
+                  <m:nor/>
+                  <m:sty m:val="p"/>
+                </m:rPr>
+                <m:t>(substitute </m:t>
+              </m:r>
+              <m:sSub>
+                <m:e>
+                  <m:r>
+                    <m:t>e</m:t>
+                  </m:r>
+                </m:e>
+                <m:sub>
+                  <m:r>
+                    <m:t>f</m:t>
+                  </m:r>
+                </m:sub>
+              </m:sSub>
+              <m:r>
+                <m:t>​</m:t>
+              </m:r>
+              <m:d>
+                <m:dPr>
+                  <m:begChr m:val="("/>
+                  <m:sepChr m:val=""/>
+                  <m:endChr m:val=")"/>
+                  <m:grow/>
+                </m:dPr>
+                <m:e>
+                  <m:sSub>
+                    <m:e>
+                      <m:r>
+                        <m:t>x</m:t>
+                      </m:r>
+                    </m:e>
+                    <m:sub>
+                      <m:r>
+                        <m:t>0</m:t>
+                      </m:r>
+                    </m:sub>
+                  </m:sSub>
+                </m:e>
+              </m:d>
+              <m:r>
+                <m:t>​</m:t>
+              </m:r>
+              <m:r>
+                <m:rPr>
+                  <m:nor/>
+                  <m:sty m:val="p"/>
+                </m:rPr>
+                <m:t> and </m:t>
+              </m:r>
+              <m:r>
+                <m:rPr>
+                  <m:sty m:val="p"/>
+                </m:rPr>
+                <m:t>E</m:t>
+              </m:r>
+              <m:r>
+                <m:t>​</m:t>
+              </m:r>
+              <m:d>
+                <m:dPr>
+                  <m:begChr m:val="["/>
+                  <m:sepChr m:val=""/>
+                  <m:endChr m:val="]"/>
+                  <m:grow/>
+                </m:dPr>
+                <m:e>
+                  <m:sSub>
+                    <m:e>
+                      <m:r>
+                        <m:t>e</m:t>
+                      </m:r>
+                    </m:e>
+                    <m:sub>
+                      <m:r>
+                        <m:t>f</m:t>
+                      </m:r>
+                    </m:sub>
+                  </m:sSub>
+                  <m:r>
+                    <m:t>​</m:t>
+                  </m:r>
+                  <m:d>
+                    <m:dPr>
+                      <m:begChr m:val="("/>
+                      <m:sepChr m:val=""/>
+                      <m:endChr m:val=")"/>
+                      <m:grow/>
+                    </m:dPr>
+                    <m:e>
+                      <m:sSub>
+                        <m:e>
+                          <m:r>
+                            <m:t>x</m:t>
+                          </m:r>
+                        </m:e>
+                        <m:sub>
+                          <m:r>
+                            <m:t>0</m:t>
+                          </m:r>
+                        </m:sub>
+                      </m:sSub>
+                    </m:e>
+                  </m:d>
+                  <m:r>
+                    <m:t>​</m:t>
+                  </m:r>
+                </m:e>
+              </m:d>
+              <m:r>
+                <m:t>​</m:t>
+              </m:r>
+              <m:r>
+                <m:rPr>
+                  <m:nor/>
+                  <m:sty m:val="p"/>
+                </m:rPr>
+                <m:t>; the constant </m:t>
+              </m:r>
+              <m:r>
+                <m:t>f</m:t>
+              </m:r>
+              <m:r>
+                <m:t>​</m:t>
+              </m:r>
+              <m:d>
+                <m:dPr>
+                  <m:begChr m:val="("/>
+                  <m:sepChr m:val=""/>
+                  <m:endChr m:val=")"/>
+                  <m:grow/>
+                </m:dPr>
+                <m:e>
+                  <m:sSub>
+                    <m:e>
+                      <m:r>
+                        <m:t>x</m:t>
+                      </m:r>
+                    </m:e>
+                    <m:sub>
+                      <m:r>
+                        <m:t>0</m:t>
+                      </m:r>
+                    </m:sub>
+                  </m:sSub>
+                </m:e>
+              </m:d>
+              <m:r>
+                <m:t>​</m:t>
+              </m:r>
+              <m:r>
+                <m:rPr>
+                  <m:nor/>
+                  <m:sty m:val="p"/>
+                </m:rPr>
+                <m:t> cancels)</m:t>
+              </m:r>
+            </m:e>
+            <m:e>
+              <m:r>
+                <m:t>&amp;</m:t>
+              </m:r>
+              <m:r>
+                <m:rPr>
+                  <m:sty m:val="p"/>
+                </m:rPr>
+                <m:t>=</m:t>
+              </m:r>
+              <m:r>
+                <m:rPr>
+                  <m:sty m:val="p"/>
+                </m:rPr>
+                <m:t>E</m:t>
+              </m:r>
+              <m:r>
+                <m:t>​</m:t>
+              </m:r>
+              <m:d>
+                <m:dPr>
+                  <m:begChr m:val="["/>
+                  <m:sepChr m:val=""/>
+                  <m:endChr m:val="]"/>
+                  <m:grow/>
+                </m:dPr>
+                <m:e>
+                  <m:r>
+                    <m:t>​</m:t>
+                  </m:r>
+                  <m:sSup>
+                    <m:e>
+                      <m:d>
+                        <m:dPr>
+                          <m:begChr m:val="("/>
+                          <m:sepChr m:val=""/>
+                          <m:endChr m:val=")"/>
+                          <m:grow/>
+                        </m:dPr>
+                        <m:e>
+                          <m:r>
+                            <m:t>​</m:t>
+                          </m:r>
+                          <m:d>
+                            <m:dPr>
+                              <m:begChr m:val="("/>
+                              <m:sepChr m:val=""/>
+                              <m:endChr m:val=")"/>
+                              <m:grow/>
+                            </m:dPr>
+                            <m:e>
+                              <m:acc>
+                                <m:accPr>
+                                  <m:chr m:val="̂"/>
+                                </m:accPr>
+                                <m:e>
+                                  <m:r>
+                                    <m:t>f</m:t>
+                                  </m:r>
+                                </m:e>
+                              </m:acc>
+                              <m:r>
+                                <m:t>​</m:t>
+                              </m:r>
+                              <m:d>
+                                <m:dPr>
+                                  <m:begChr m:val="("/>
+                                  <m:sepChr m:val=""/>
+                                  <m:endChr m:val=")"/>
+                                  <m:grow/>
+                                </m:dPr>
+                                <m:e>
+                                  <m:sSub>
+                                    <m:e>
+                                      <m:r>
+                                        <m:t>x</m:t>
+                                      </m:r>
+                                    </m:e>
+                                    <m:sub>
+                                      <m:r>
+                                        <m:t>0</m:t>
+                                      </m:r>
+                                    </m:sub>
+                                  </m:sSub>
+                                </m:e>
+                              </m:d>
+                              <m:r>
+                                <m:t>​</m:t>
+                              </m:r>
+                              <m:r>
+                                <m:rPr>
+                                  <m:sty m:val="p"/>
+                                </m:rPr>
+                                <m:t>−</m:t>
+                              </m:r>
+                              <m:r>
+                                <m:rPr>
+                                  <m:sty m:val="p"/>
+                                </m:rPr>
+                                <m:t>E</m:t>
+                              </m:r>
+                              <m:r>
+                                <m:t>​</m:t>
+                              </m:r>
+                              <m:d>
+                                <m:dPr>
+                                  <m:begChr m:val="["/>
+                                  <m:sepChr m:val=""/>
+                                  <m:endChr m:val="]"/>
+                                  <m:grow/>
+                                </m:dPr>
+                                <m:e>
+                                  <m:acc>
+                                    <m:accPr>
+                                      <m:chr m:val="̂"/>
+                                    </m:accPr>
+                                    <m:e>
+                                      <m:r>
+                                        <m:t>f</m:t>
+                                      </m:r>
+                                    </m:e>
+                                  </m:acc>
+                                  <m:r>
+                                    <m:t>​</m:t>
+                                  </m:r>
+                                  <m:d>
+                                    <m:dPr>
+                                      <m:begChr m:val="("/>
+                                      <m:sepChr m:val=""/>
+                                      <m:endChr m:val=")"/>
+                                      <m:grow/>
+                                    </m:dPr>
+                                    <m:e>
+                                      <m:sSub>
+                                        <m:e>
+                                          <m:r>
+                                            <m:t>x</m:t>
+                                          </m:r>
+                                        </m:e>
+                                        <m:sub>
+                                          <m:r>
+                                            <m:t>0</m:t>
+                                          </m:r>
+                                        </m:sub>
+                                      </m:sSub>
+                                    </m:e>
+                                  </m:d>
+                                  <m:r>
+                                    <m:t>​</m:t>
+                                  </m:r>
+                                </m:e>
+                              </m:d>
+                              <m:r>
+                                <m:t>​</m:t>
+                              </m:r>
+                            </m:e>
+                          </m:d>
+                          <m:r>
+                            <m:t>​</m:t>
+                          </m:r>
+                        </m:e>
+                      </m:d>
+                    </m:e>
+                    <m:sup>
+                      <m:r>
+                        <m:t>2</m:t>
+                      </m:r>
+                    </m:sup>
+                  </m:sSup>
+                  <m:r>
+                    <m:t>​</m:t>
+                  </m:r>
+                </m:e>
+              </m:d>
+              <m:r>
+                <m:t>​</m:t>
+              </m:r>
+              <m:r>
+                <m:t>&amp;</m:t>
+              </m:r>
+              <m:r>
+                <m:t>&amp;</m:t>
+              </m:r>
+              <m:r>
+                <m:rPr>
+                  <m:nor/>
+                  <m:sty m:val="p"/>
+                </m:rPr>
+                <m:t>(</m:t>
+              </m:r>
+              <m:r>
+                <m:t>​</m:t>
+              </m:r>
+              <m:sSup>
+                <m:e>
+                  <m:d>
+                    <m:dPr>
+                      <m:begChr m:val="("/>
+                      <m:sepChr m:val=""/>
+                      <m:endChr m:val=")"/>
+                      <m:grow/>
+                    </m:dPr>
+                    <m:e>
+                      <m:r>
+                        <m:t>​</m:t>
+                      </m:r>
+                      <m:d>
+                        <m:dPr>
+                          <m:begChr m:val="("/>
+                          <m:sepChr m:val=""/>
+                          <m:endChr m:val=")"/>
+                          <m:grow/>
+                        </m:dPr>
+                        <m:e>
+                          <m:r>
+                            <m:rPr>
+                              <m:sty m:val="p"/>
+                            </m:rPr>
+                            <m:t>−</m:t>
+                          </m:r>
+                          <m:r>
+                            <m:t>a</m:t>
+                          </m:r>
+                        </m:e>
+                      </m:d>
+                      <m:r>
+                        <m:t>​</m:t>
+                      </m:r>
+                    </m:e>
+                  </m:d>
+                </m:e>
+                <m:sup>
+                  <m:r>
+                    <m:t>2</m:t>
+                  </m:r>
+                </m:sup>
+              </m:sSup>
+              <m:r>
+                <m:t>​</m:t>
+              </m:r>
+              <m:r>
+                <m:rPr>
+                  <m:sty m:val="p"/>
+                </m:rPr>
+                <m:t>=</m:t>
+              </m:r>
+              <m:r>
+                <m:t>​</m:t>
+              </m:r>
+              <m:sSup>
+                <m:e>
+                  <m:d>
+                    <m:dPr>
+                      <m:begChr m:val="("/>
+                      <m:sepChr m:val=""/>
+                      <m:endChr m:val=")"/>
+                      <m:grow/>
+                    </m:dPr>
+                    <m:e>
+                      <m:r>
+                        <m:t>a</m:t>
+                      </m:r>
+                    </m:e>
+                  </m:d>
+                </m:e>
+                <m:sup>
+                  <m:r>
+                    <m:t>2</m:t>
+                  </m:r>
+                </m:sup>
+              </m:sSup>
+              <m:r>
+                <m:t>​</m:t>
+              </m:r>
+              <m:r>
+                <m:rPr>
+                  <m:nor/>
+                  <m:sty m:val="p"/>
+                </m:rPr>
+                <m:t>)</m:t>
+              </m:r>
+            </m:e>
+            <m:e>
+              <m:r>
+                <m:t>&amp;</m:t>
+              </m:r>
+              <m:r>
+                <m:rPr>
+                  <m:sty m:val="p"/>
+                </m:rPr>
+                <m:t>=</m:t>
+              </m:r>
+              <m:r>
+                <m:rPr>
+                  <m:sty m:val="p"/>
+                </m:rPr>
+                <m:t>Var</m:t>
+              </m:r>
+              <m:r>
+                <m:t>​</m:t>
+              </m:r>
+              <m:d>
+                <m:dPr>
+                  <m:begChr m:val="("/>
+                  <m:sepChr m:val=""/>
+                  <m:endChr m:val=")"/>
+                  <m:grow/>
+                </m:dPr>
+                <m:e>
+                  <m:acc>
+                    <m:accPr>
+                      <m:chr m:val="̂"/>
+                    </m:accPr>
+                    <m:e>
+                      <m:r>
+                        <m:t>f</m:t>
+                      </m:r>
+                    </m:e>
+                  </m:acc>
+                  <m:r>
+                    <m:t>​</m:t>
+                  </m:r>
+                  <m:d>
+                    <m:dPr>
+                      <m:begChr m:val="("/>
+                      <m:sepChr m:val=""/>
+                      <m:endChr m:val=")"/>
+                      <m:grow/>
+                    </m:dPr>
+                    <m:e>
+                      <m:sSub>
+                        <m:e>
+                          <m:r>
+                            <m:t>x</m:t>
+                          </m:r>
+                        </m:e>
+                        <m:sub>
+                          <m:r>
+                            <m:t>0</m:t>
+                          </m:r>
+                        </m:sub>
+                      </m:sSub>
+                    </m:e>
+                  </m:d>
+                  <m:r>
+                    <m:t>​</m:t>
+                  </m:r>
+                </m:e>
+              </m:d>
+              <m:r>
+                <m:t>​</m:t>
+              </m:r>
+              <m:r>
+                <m:t>&amp;</m:t>
+              </m:r>
+              <m:r>
+                <m:t>&amp;</m:t>
+              </m:r>
+              <m:r>
+                <m:rPr>
+                  <m:nor/>
+                  <m:sty m:val="p"/>
+                </m:rPr>
+                <m:t>(definition of variance)</m:t>
+              </m:r>
+            </m:e>
+          </m:eqArr>
+        </m:oMath>
+      </m:oMathPara>
     </w:p>
     <w:p>
       <w:pPr>
         <w:pStyle w:val="FirstParagraph"/>
       </w:pPr>
       <w:r>
-        <w:t xml:space="preserve">Adding the three terms gives the claim.</w:t>
-      </w:r>
+        <w:t xml:space="preserve">Substituting the three terms into the expansion gives</w:t>
+      </w:r>
+    </w:p>
+    <w:p>
+      <w:pPr>
+        <w:pStyle w:val="BodyText"/>
+      </w:pPr>
+      <m:oMathPara>
+        <m:oMathParaPr>
+          <m:jc m:val="center"/>
+        </m:oMathParaPr>
+        <m:oMath>
+          <m:eqArr>
+            <m:e>
+              <m:r>
+                <m:rPr>
+                  <m:sty m:val="p"/>
+                </m:rPr>
+                <m:t>E</m:t>
+              </m:r>
+              <m:r>
+                <m:t>​</m:t>
+              </m:r>
+              <m:d>
+                <m:dPr>
+                  <m:begChr m:val="["/>
+                  <m:sepChr m:val=""/>
+                  <m:endChr m:val="]"/>
+                  <m:grow/>
+                </m:dPr>
+                <m:e>
+                  <m:r>
+                    <m:t>​</m:t>
+                  </m:r>
+                  <m:d>
+                    <m:dPr>
+                      <m:begChr m:val="("/>
+                      <m:sepChr m:val=""/>
+                      <m:endChr m:val=")"/>
+                      <m:grow/>
+                    </m:dPr>
+                    <m:e>
+                      <m:sSub>
+                        <m:e>
+                          <m:r>
+                            <m:t>Y</m:t>
+                          </m:r>
+                        </m:e>
+                        <m:sub>
+                          <m:r>
+                            <m:t>0</m:t>
+                          </m:r>
+                        </m:sub>
+                      </m:sSub>
+                      <m:r>
+                        <m:rPr>
+                          <m:sty m:val="p"/>
+                        </m:rPr>
+                        <m:t>−</m:t>
+                      </m:r>
+                      <m:acc>
+                        <m:accPr>
+                          <m:chr m:val="̂"/>
+                        </m:accPr>
+                        <m:e>
+                          <m:r>
+                            <m:t>f</m:t>
+                          </m:r>
+                        </m:e>
+                      </m:acc>
+                      <m:r>
+                        <m:t>​</m:t>
+                      </m:r>
+                      <m:d>
+                        <m:dPr>
+                          <m:begChr m:val="("/>
+                          <m:sepChr m:val=""/>
+                          <m:endChr m:val=")"/>
+                          <m:grow/>
+                        </m:dPr>
+                        <m:e>
+                          <m:sSub>
+                            <m:e>
+                              <m:r>
+                                <m:t>x</m:t>
+                              </m:r>
+                            </m:e>
+                            <m:sub>
+                              <m:r>
+                                <m:t>0</m:t>
+                              </m:r>
+                            </m:sub>
+                          </m:sSub>
+                        </m:e>
+                      </m:d>
+                      <m:r>
+                        <m:t>​</m:t>
+                      </m:r>
+                    </m:e>
+                  </m:d>
+                  <m:sSup>
+                    <m:e>
+                      <m:r>
+                        <m:t>​</m:t>
+                      </m:r>
+                    </m:e>
+                    <m:sup>
+                      <m:r>
+                        <m:t>2</m:t>
+                      </m:r>
+                    </m:sup>
+                  </m:sSup>
+                </m:e>
+              </m:d>
+              <m:r>
+                <m:t>​</m:t>
+              </m:r>
+              <m:r>
+                <m:t>&amp;</m:t>
+              </m:r>
+              <m:r>
+                <m:rPr>
+                  <m:sty m:val="p"/>
+                </m:rPr>
+                <m:t>=</m:t>
+              </m:r>
+              <m:sSup>
+                <m:e>
+                  <m:r>
+                    <m:t>σ</m:t>
+                  </m:r>
+                </m:e>
+                <m:sup>
+                  <m:r>
+                    <m:t>2</m:t>
+                  </m:r>
+                </m:sup>
+              </m:sSup>
+              <m:r>
+                <m:rPr>
+                  <m:sty m:val="p"/>
+                </m:rPr>
+                <m:t>+</m:t>
+              </m:r>
+              <m:r>
+                <m:t>2</m:t>
+              </m:r>
+              <m:r>
+                <m:rPr>
+                  <m:sty m:val="p"/>
+                </m:rPr>
+                <m:t>⋅</m:t>
+              </m:r>
+              <m:r>
+                <m:t>0</m:t>
+              </m:r>
+              <m:r>
+                <m:rPr>
+                  <m:sty m:val="p"/>
+                </m:rPr>
+                <m:t>+</m:t>
+              </m:r>
+              <m:r>
+                <m:t>​</m:t>
+              </m:r>
+              <m:d>
+                <m:dPr>
+                  <m:begChr m:val="("/>
+                  <m:sepChr m:val=""/>
+                  <m:endChr m:val=")"/>
+                  <m:grow/>
+                </m:dPr>
+                <m:e>
+                  <m:r>
+                    <m:rPr>
+                      <m:sty m:val="p"/>
+                    </m:rPr>
+                    <m:t>Var</m:t>
+                  </m:r>
+                  <m:r>
+                    <m:t>​</m:t>
+                  </m:r>
+                  <m:d>
+                    <m:dPr>
+                      <m:begChr m:val="("/>
+                      <m:sepChr m:val=""/>
+                      <m:endChr m:val=")"/>
+                      <m:grow/>
+                    </m:dPr>
+                    <m:e>
+                      <m:acc>
+                        <m:accPr>
+                          <m:chr m:val="̂"/>
+                        </m:accPr>
+                        <m:e>
+                          <m:r>
+                            <m:t>f</m:t>
+                          </m:r>
+                        </m:e>
+                      </m:acc>
+                      <m:r>
+                        <m:t>​</m:t>
+                      </m:r>
+                      <m:d>
+                        <m:dPr>
+                          <m:begChr m:val="("/>
+                          <m:sepChr m:val=""/>
+                          <m:endChr m:val=")"/>
+                          <m:grow/>
+                        </m:dPr>
+                        <m:e>
+                          <m:sSub>
+                            <m:e>
+                              <m:r>
+                                <m:t>x</m:t>
+                              </m:r>
+                            </m:e>
+                            <m:sub>
+                              <m:r>
+                                <m:t>0</m:t>
+                              </m:r>
+                            </m:sub>
+                          </m:sSub>
+                        </m:e>
+                      </m:d>
+                      <m:r>
+                        <m:t>​</m:t>
+                      </m:r>
+                    </m:e>
+                  </m:d>
+                  <m:r>
+                    <m:t>​</m:t>
+                  </m:r>
+                  <m:r>
+                    <m:rPr>
+                      <m:sty m:val="p"/>
+                    </m:rPr>
+                    <m:t>+</m:t>
+                  </m:r>
+                  <m:r>
+                    <m:t>​</m:t>
+                  </m:r>
+                  <m:sSup>
+                    <m:e>
+                      <m:d>
+                        <m:dPr>
+                          <m:begChr m:val="("/>
+                          <m:sepChr m:val=""/>
+                          <m:endChr m:val=")"/>
+                          <m:grow/>
+                        </m:dPr>
+                        <m:e>
+                          <m:r>
+                            <m:rPr>
+                              <m:sty m:val="p"/>
+                            </m:rPr>
+                            <m:t>Bias</m:t>
+                          </m:r>
+                          <m:r>
+                            <m:t>​</m:t>
+                          </m:r>
+                          <m:d>
+                            <m:dPr>
+                              <m:begChr m:val="("/>
+                              <m:sepChr m:val=""/>
+                              <m:endChr m:val=")"/>
+                              <m:grow/>
+                            </m:dPr>
+                            <m:e>
+                              <m:acc>
+                                <m:accPr>
+                                  <m:chr m:val="̂"/>
+                                </m:accPr>
+                                <m:e>
+                                  <m:r>
+                                    <m:t>f</m:t>
+                                  </m:r>
+                                </m:e>
+                              </m:acc>
+                              <m:r>
+                                <m:t>​</m:t>
+                              </m:r>
+                              <m:d>
+                                <m:dPr>
+                                  <m:begChr m:val="("/>
+                                  <m:sepChr m:val=""/>
+                                  <m:endChr m:val=")"/>
+                                  <m:grow/>
+                                </m:dPr>
+                                <m:e>
+                                  <m:sSub>
+                                    <m:e>
+                                      <m:r>
+                                        <m:t>x</m:t>
+                                      </m:r>
+                                    </m:e>
+                                    <m:sub>
+                                      <m:r>
+                                        <m:t>0</m:t>
+                                      </m:r>
+                                    </m:sub>
+                                  </m:sSub>
+                                </m:e>
+                              </m:d>
+                              <m:r>
+                                <m:t>​</m:t>
+                              </m:r>
+                            </m:e>
+                          </m:d>
+                          <m:r>
+                            <m:t>​</m:t>
+                          </m:r>
+                        </m:e>
+                      </m:d>
+                    </m:e>
+                    <m:sup>
+                      <m:r>
+                        <m:t>2</m:t>
+                      </m:r>
+                    </m:sup>
+                  </m:sSup>
+                  <m:r>
+                    <m:t>​</m:t>
+                  </m:r>
+                </m:e>
+              </m:d>
+              <m:r>
+                <m:t>​</m:t>
+              </m:r>
+              <m:r>
+                <m:t>&amp;</m:t>
+              </m:r>
+              <m:r>
+                <m:t>&amp;</m:t>
+              </m:r>
+              <m:r>
+                <m:rPr>
+                  <m:nor/>
+                  <m:sty m:val="p"/>
+                </m:rPr>
+                <m:t>(the three terms above)</m:t>
+              </m:r>
+            </m:e>
+            <m:e>
+              <m:r>
+                <m:t>&amp;</m:t>
+              </m:r>
+              <m:r>
+                <m:rPr>
+                  <m:sty m:val="p"/>
+                </m:rPr>
+                <m:t>=</m:t>
+              </m:r>
+              <m:r>
+                <m:t>​</m:t>
+              </m:r>
+              <m:sSup>
+                <m:e>
+                  <m:d>
+                    <m:dPr>
+                      <m:begChr m:val="("/>
+                      <m:sepChr m:val=""/>
+                      <m:endChr m:val=")"/>
+                      <m:grow/>
+                    </m:dPr>
+                    <m:e>
+                      <m:r>
+                        <m:rPr>
+                          <m:sty m:val="p"/>
+                        </m:rPr>
+                        <m:t>Bias</m:t>
+                      </m:r>
+                      <m:r>
+                        <m:t>​</m:t>
+                      </m:r>
+                      <m:d>
+                        <m:dPr>
+                          <m:begChr m:val="("/>
+                          <m:sepChr m:val=""/>
+                          <m:endChr m:val=")"/>
+                          <m:grow/>
+                        </m:dPr>
+                        <m:e>
+                          <m:acc>
+                            <m:accPr>
+                              <m:chr m:val="̂"/>
+                            </m:accPr>
+                            <m:e>
+                              <m:r>
+                                <m:t>f</m:t>
+                              </m:r>
+                            </m:e>
+                          </m:acc>
+                          <m:r>
+                            <m:t>​</m:t>
+                          </m:r>
+                          <m:d>
+                            <m:dPr>
+                              <m:begChr m:val="("/>
+                              <m:sepChr m:val=""/>
+                              <m:endChr m:val=")"/>
+                              <m:grow/>
+                            </m:dPr>
+                            <m:e>
+                              <m:sSub>
+                                <m:e>
+                                  <m:r>
+                                    <m:t>x</m:t>
+                                  </m:r>
+                                </m:e>
+                                <m:sub>
+                                  <m:r>
+                                    <m:t>0</m:t>
+                                  </m:r>
+                                </m:sub>
+                              </m:sSub>
+                            </m:e>
+                          </m:d>
+                          <m:r>
+                            <m:t>​</m:t>
+                          </m:r>
+                        </m:e>
+                      </m:d>
+                      <m:r>
+                        <m:t>​</m:t>
+                      </m:r>
+                    </m:e>
+                  </m:d>
+                </m:e>
+                <m:sup>
+                  <m:r>
+                    <m:t>2</m:t>
+                  </m:r>
+                </m:sup>
+              </m:sSup>
+              <m:r>
+                <m:t>​</m:t>
+              </m:r>
+              <m:r>
+                <m:rPr>
+                  <m:sty m:val="p"/>
+                </m:rPr>
+                <m:t>+</m:t>
+              </m:r>
+              <m:r>
+                <m:rPr>
+                  <m:sty m:val="p"/>
+                </m:rPr>
+                <m:t>Var</m:t>
+              </m:r>
+              <m:r>
+                <m:t>​</m:t>
+              </m:r>
+              <m:d>
+                <m:dPr>
+                  <m:begChr m:val="("/>
+                  <m:sepChr m:val=""/>
+                  <m:endChr m:val=")"/>
+                  <m:grow/>
+                </m:dPr>
+                <m:e>
+                  <m:acc>
+                    <m:accPr>
+                      <m:chr m:val="̂"/>
+                    </m:accPr>
+                    <m:e>
+                      <m:r>
+                        <m:t>f</m:t>
+                      </m:r>
+                    </m:e>
+                  </m:acc>
+                  <m:r>
+                    <m:t>​</m:t>
+                  </m:r>
+                  <m:d>
+                    <m:dPr>
+                      <m:begChr m:val="("/>
+                      <m:sepChr m:val=""/>
+                      <m:endChr m:val=")"/>
+                      <m:grow/>
+                    </m:dPr>
+                    <m:e>
+                      <m:sSub>
+                        <m:e>
+                          <m:r>
+                            <m:t>x</m:t>
+                          </m:r>
+                        </m:e>
+                        <m:sub>
+                          <m:r>
+                            <m:t>0</m:t>
+                          </m:r>
+                        </m:sub>
+                      </m:sSub>
+                    </m:e>
+                  </m:d>
+                  <m:r>
+                    <m:t>​</m:t>
+                  </m:r>
+                </m:e>
+              </m:d>
+              <m:r>
+                <m:t>​</m:t>
+              </m:r>
+              <m:r>
+                <m:rPr>
+                  <m:sty m:val="p"/>
+                </m:rPr>
+                <m:t>+</m:t>
+              </m:r>
+              <m:sSup>
+                <m:e>
+                  <m:r>
+                    <m:t>σ</m:t>
+                  </m:r>
+                </m:e>
+                <m:sup>
+                  <m:r>
+                    <m:t>2</m:t>
+                  </m:r>
+                </m:sup>
+              </m:sSup>
+              <m:r>
+                <m:t>&amp;</m:t>
+              </m:r>
+              <m:r>
+                <m:t>&amp;</m:t>
+              </m:r>
+              <m:r>
+                <m:rPr>
+                  <m:nor/>
+                  <m:sty m:val="p"/>
+                </m:rPr>
+                <m:t>(drop </m:t>
+              </m:r>
+              <m:r>
+                <m:t>2</m:t>
+              </m:r>
+              <m:r>
+                <m:rPr>
+                  <m:sty m:val="p"/>
+                </m:rPr>
+                <m:t>⋅</m:t>
+              </m:r>
+              <m:r>
+                <m:t>0</m:t>
+              </m:r>
+              <m:r>
+                <m:rPr>
+                  <m:nor/>
+                  <m:sty m:val="p"/>
+                </m:rPr>
+                <m:t>, reorder the terms)</m:t>
+              </m:r>
+            </m:e>
+          </m:eqArr>
+        </m:oMath>
+      </m:oMathPara>
     </w:p>
     <w:bookmarkStart w:id="57" w:name="def-irreducible-error"/>
     <w:p>
       <w:pPr>
-        <w:pStyle w:val="BodyText"/>
+        <w:pStyle w:val="FirstParagraph"/>
       </w:pPr>
       <w:r>
         <w:rPr>
@@ -17232,6 +20928,67 @@
       </w:r>
       <w:r>
         <w:t xml:space="preserve">so no choice of prediction can remove it.</w:t>
+      </w:r>
+      <w:r>
+        <w:t xml:space="preserve"> </w:t>
+      </w:r>
+      <w:r>
+        <w:t xml:space="preserve">The theorem concerns the single point</w:t>
+      </w:r>
+      <w:r>
+        <w:t xml:space="preserve"> </w:t>
+      </w:r>
+      <m:oMath>
+        <m:sSub>
+          <m:e>
+            <m:r>
+              <m:t>x</m:t>
+            </m:r>
+          </m:e>
+          <m:sub>
+            <m:r>
+              <m:t>0</m:t>
+            </m:r>
+          </m:sub>
+        </m:sSub>
+      </m:oMath>
+      <w:r>
+        <w:t xml:space="preserve">,</w:t>
+      </w:r>
+      <w:r>
+        <w:t xml:space="preserve"> </w:t>
+      </w:r>
+      <w:r>
+        <w:t xml:space="preserve">so</w:t>
+      </w:r>
+      <w:r>
+        <w:t xml:space="preserve"> </w:t>
+      </w:r>
+      <m:oMath>
+        <m:sSup>
+          <m:e>
+            <m:r>
+              <m:t>σ</m:t>
+            </m:r>
+          </m:e>
+          <m:sup>
+            <m:r>
+              <m:t>2</m:t>
+            </m:r>
+          </m:sup>
+        </m:sSup>
+      </m:oMath>
+      <w:r>
+        <w:t xml:space="preserve"> </w:t>
+      </w:r>
+      <w:r>
+        <w:t xml:space="preserve">may differ from one point to another:</w:t>
+      </w:r>
+      <w:r>
+        <w:t xml:space="preserve"> </w:t>
+      </w:r>
+      <w:r>
+        <w:t xml:space="preserve">it does not assume constant noise variance across points.</w:t>
       </w:r>
       <w:r>
         <w:t xml:space="preserve"> </w:t>
